--- a/labs/lab06/report/report.docx
+++ b/labs/lab06/report/report.docx
@@ -111,29 +111,17 @@
         <w:pStyle w:val="FirstParagraph"/>
       </w:pPr>
       <w:r>
-        <w:t xml:space="preserve">Развить навыки администрирования ОС Linux. Получить первое прак-</w:t>
-      </w:r>
-      <w:r>
-        <w:t xml:space="preserve"> </w:t>
-      </w:r>
-      <w:r>
-        <w:t xml:space="preserve">тическое знакомство с технологией SELinux.</w:t>
-      </w:r>
-      <w:r>
-        <w:t xml:space="preserve"> </w:t>
-      </w:r>
-      <w:r>
-        <w:t xml:space="preserve">Проверить работу SELinx на практике совместно с веб-сервером</w:t>
-      </w:r>
-      <w:r>
-        <w:t xml:space="preserve"> </w:t>
-      </w:r>
-      <w:r>
-        <w:t xml:space="preserve">Apache.</w:t>
+        <w:t xml:space="preserve">Приобретение практических навыков по установке и конфигурированию системы</w:t>
+      </w:r>
+      <w:r>
+        <w:t xml:space="preserve"> </w:t>
+      </w:r>
+      <w:r>
+        <w:t xml:space="preserve">управления базами данных на примере программного обеспечения MariaDB.</w:t>
       </w:r>
     </w:p>
     <w:bookmarkEnd w:id="20"/>
-    <w:bookmarkStart w:id="33" w:name="выполнение-лабораторной-работы"/>
+    <w:bookmarkStart w:id="21" w:name="задание"/>
     <w:p>
       <w:pPr>
         <w:pStyle w:val="Heading1"/>
@@ -148,73 +136,414 @@
         <w:tab/>
       </w:r>
       <w:r>
+        <w:t xml:space="preserve">Задание</w:t>
+      </w:r>
+    </w:p>
+    <w:p>
+      <w:pPr>
+        <w:pStyle w:val="Compact"/>
+        <w:numPr>
+          <w:ilvl w:val="0"/>
+          <w:numId w:val="1001"/>
+        </w:numPr>
+      </w:pPr>
+      <w:r>
+        <w:t xml:space="preserve">Установите необходимые для работы MariaDB пакеты.</w:t>
+      </w:r>
+    </w:p>
+    <w:p>
+      <w:pPr>
+        <w:pStyle w:val="Compact"/>
+        <w:numPr>
+          <w:ilvl w:val="0"/>
+          <w:numId w:val="1001"/>
+        </w:numPr>
+      </w:pPr>
+      <w:r>
+        <w:t xml:space="preserve">Настройте в качестве кодировки символов по умолчанию utf8 в базах данных.</w:t>
+      </w:r>
+    </w:p>
+    <w:p>
+      <w:pPr>
+        <w:pStyle w:val="Compact"/>
+        <w:numPr>
+          <w:ilvl w:val="0"/>
+          <w:numId w:val="1001"/>
+        </w:numPr>
+      </w:pPr>
+      <w:r>
+        <w:t xml:space="preserve">В базе данных MariaDB создайте тестовую базу addressbook, содержащую таблицу</w:t>
+      </w:r>
+      <w:r>
+        <w:t xml:space="preserve"> </w:t>
+      </w:r>
+      <w:r>
+        <w:t xml:space="preserve">city с полями name и city, т.е., например, для некоторого сотрудника указан город,</w:t>
+      </w:r>
+      <w:r>
+        <w:t xml:space="preserve"> </w:t>
+      </w:r>
+      <w:r>
+        <w:t xml:space="preserve">в котором он работает.</w:t>
+      </w:r>
+    </w:p>
+    <w:p>
+      <w:pPr>
+        <w:pStyle w:val="Compact"/>
+        <w:numPr>
+          <w:ilvl w:val="0"/>
+          <w:numId w:val="1001"/>
+        </w:numPr>
+      </w:pPr>
+      <w:r>
+        <w:t xml:space="preserve">Создайте резервную копию базы данных addressbook и восстановите из неё данные.</w:t>
+      </w:r>
+    </w:p>
+    <w:p>
+      <w:pPr>
+        <w:pStyle w:val="Compact"/>
+        <w:numPr>
+          <w:ilvl w:val="0"/>
+          <w:numId w:val="1001"/>
+        </w:numPr>
+      </w:pPr>
+      <w:r>
+        <w:t xml:space="preserve">Напишите скрипт для Vagrant, фиксирующий действия по установке и настройке</w:t>
+      </w:r>
+      <w:r>
+        <w:t xml:space="preserve"> </w:t>
+      </w:r>
+      <w:r>
+        <w:t xml:space="preserve">базы данных MariaDB во внутреннем окружении виртуальной машины server. Соответствующим образом следует внести изменения в Vagrantfile.</w:t>
+      </w:r>
+    </w:p>
+    <w:bookmarkEnd w:id="21"/>
+    <w:bookmarkStart w:id="40" w:name="выполнение-лабораторной-работы"/>
+    <w:p>
+      <w:pPr>
+        <w:pStyle w:val="Heading1"/>
+      </w:pPr>
+      <w:r>
+        <w:rPr>
+          <w:rStyle w:val="SectionNumber"/>
+        </w:rPr>
+        <w:t xml:space="preserve">3</w:t>
+      </w:r>
+      <w:r>
+        <w:tab/>
+      </w:r>
+      <w:r>
         <w:t xml:space="preserve">Выполнение лабораторной работы</w:t>
       </w:r>
     </w:p>
     <w:p>
       <w:pPr>
-        <w:pStyle w:val="Compact"/>
-        <w:numPr>
-          <w:ilvl w:val="0"/>
-          <w:numId w:val="1001"/>
-        </w:numPr>
-      </w:pPr>
-      <w:r>
-        <w:t xml:space="preserve">Войдите в систему с полученными учётными данными и убедитесь, что</w:t>
-      </w:r>
-      <w:r>
-        <w:t xml:space="preserve"> </w:t>
-      </w:r>
-      <w:r>
-        <w:t xml:space="preserve">SELinux работает в режиме enforcing политики targeted с помощью ко-</w:t>
-      </w:r>
-      <w:r>
-        <w:t xml:space="preserve"> </w:t>
-      </w:r>
-      <w:r>
-        <w:t xml:space="preserve">манд getenforce и sestatus.</w:t>
-      </w:r>
-    </w:p>
-    <w:p>
-      <w:pPr>
-        <w:pStyle w:val="Compact"/>
-        <w:numPr>
-          <w:ilvl w:val="0"/>
-          <w:numId w:val="1001"/>
-        </w:numPr>
-      </w:pPr>
-      <w:r>
-        <w:t xml:space="preserve">Обратитесь с помощью браузера к веб-серверу, запущенному на вашем</w:t>
-      </w:r>
-      <w:r>
-        <w:t xml:space="preserve"> </w:t>
-      </w:r>
-      <w:r>
-        <w:t xml:space="preserve">компьютере, и убедитесь, что последний работает:</w:t>
-      </w:r>
-      <w:r>
-        <w:t xml:space="preserve"> </w:t>
-      </w:r>
-      <w:r>
-        <w:t xml:space="preserve">service httpd status</w:t>
-      </w:r>
-      <w:r>
-        <w:t xml:space="preserve"> </w:t>
-      </w:r>
-      <w:r>
-        <w:t xml:space="preserve">или</w:t>
-      </w:r>
-      <w:r>
-        <w:t xml:space="preserve"> </w:t>
-      </w:r>
-      <w:r>
-        <w:t xml:space="preserve">/etc/rc.d/init.d/httpd status</w:t>
-      </w:r>
-      <w:r>
-        <w:t xml:space="preserve"> </w:t>
-      </w:r>
-      <w:r>
-        <w:t xml:space="preserve">Если не работает, запустите его так же, но с параметром start. (рис. 1)</w:t>
+        <w:pStyle w:val="FirstParagraph"/>
+      </w:pPr>
+      <w:r>
+        <w:t xml:space="preserve">Установка MariaDB</w:t>
+      </w:r>
+    </w:p>
+    <w:p>
+      <w:pPr>
+        <w:pStyle w:val="BodyText"/>
+      </w:pPr>
+      <w:r>
+        <w:t xml:space="preserve">В упражнении выполняется базовая установка MariaDB. Также отключается доступ</w:t>
+      </w:r>
+      <w:r>
+        <w:t xml:space="preserve"> </w:t>
+      </w:r>
+      <w:r>
+        <w:t xml:space="preserve">к базе данных по сети и применяются параметры безопасности. Затем проверяется</w:t>
+      </w:r>
+      <w:r>
+        <w:t xml:space="preserve"> </w:t>
+      </w:r>
+      <w:r>
+        <w:t xml:space="preserve">наличие доступных системных баз данных по умолчанию.</w:t>
+      </w:r>
+    </w:p>
+    <w:p>
+      <w:pPr>
+        <w:pStyle w:val="Compact"/>
+        <w:numPr>
+          <w:ilvl w:val="0"/>
+          <w:numId w:val="1002"/>
+        </w:numPr>
+      </w:pPr>
+      <w:r>
+        <w:t xml:space="preserve">Загрузите вашу операционную систему и перейдите в рабочий каталог с проектом:</w:t>
+      </w:r>
+      <w:r>
+        <w:t xml:space="preserve"> </w:t>
+      </w:r>
+      <w:r>
+        <w:t xml:space="preserve">cd /var/tmp/user_name/vagrant</w:t>
+      </w:r>
+      <w:r>
+        <w:t xml:space="preserve"> </w:t>
+      </w:r>
+      <w:r>
+        <w:t xml:space="preserve">Здесь user_name — идентифицирующее вас имя пользователя, обычно первые буквы</w:t>
+      </w:r>
+      <w:r>
+        <w:t xml:space="preserve"> </w:t>
+      </w:r>
+      <w:r>
+        <w:t xml:space="preserve">инициалов и фамилия.</w:t>
+      </w:r>
+    </w:p>
+    <w:p>
+      <w:pPr>
+        <w:pStyle w:val="Compact"/>
+        <w:numPr>
+          <w:ilvl w:val="0"/>
+          <w:numId w:val="1002"/>
+        </w:numPr>
+      </w:pPr>
+      <w:r>
+        <w:t xml:space="preserve">Запустите виртуальную машину server:</w:t>
+      </w:r>
+      <w:r>
+        <w:t xml:space="preserve"> </w:t>
+      </w:r>
+      <w:r>
+        <w:t xml:space="preserve">make server-up</w:t>
+      </w:r>
+      <w:r>
+        <w:t xml:space="preserve"> </w:t>
+      </w:r>
+      <w:r>
+        <w:t xml:space="preserve">(или, если вы работаете под ОС Windows, то vagrant up server).</w:t>
+      </w:r>
+    </w:p>
+    <w:p>
+      <w:pPr>
+        <w:pStyle w:val="Compact"/>
+        <w:numPr>
+          <w:ilvl w:val="0"/>
+          <w:numId w:val="1002"/>
+        </w:numPr>
+      </w:pPr>
+      <w:r>
+        <w:t xml:space="preserve">На виртуальной машине server войдите под вашим пользователем и откройте тер-</w:t>
+      </w:r>
+      <w:r>
+        <w:t xml:space="preserve"> </w:t>
+      </w:r>
+      <w:r>
+        <w:t xml:space="preserve">минал. Перейдите в режим суперпользователя:</w:t>
+      </w:r>
+      <w:r>
+        <w:t xml:space="preserve"> </w:t>
+      </w:r>
+      <w:r>
+        <w:t xml:space="preserve">sudo -i</w:t>
+      </w:r>
+    </w:p>
+    <w:p>
+      <w:pPr>
+        <w:pStyle w:val="Compact"/>
+        <w:numPr>
+          <w:ilvl w:val="0"/>
+          <w:numId w:val="1002"/>
+        </w:numPr>
+      </w:pPr>
+      <w:r>
+        <w:t xml:space="preserve">Установите необходимые для работы с базами данных пакеты:</w:t>
+      </w:r>
+      <w:r>
+        <w:t xml:space="preserve"> </w:t>
+      </w:r>
+      <w:r>
+        <w:t xml:space="preserve">dnf -y install mariadb mariadb-server</w:t>
+      </w:r>
+    </w:p>
+    <w:p>
+      <w:pPr>
+        <w:pStyle w:val="Compact"/>
+        <w:numPr>
+          <w:ilvl w:val="0"/>
+          <w:numId w:val="1002"/>
+        </w:numPr>
+      </w:pPr>
+      <w:r>
+        <w:t xml:space="preserve">Просмотрите конфигурационные файлы mariadb в каталоге /etc/my.cnf.d и в файле</w:t>
+      </w:r>
+      <w:r>
+        <w:t xml:space="preserve"> </w:t>
+      </w:r>
+      <w:r>
+        <w:t xml:space="preserve">/etc/my.cnf. В отчёте прокомментируйте построчно их содержание.</w:t>
+      </w:r>
+    </w:p>
+    <w:p>
+      <w:pPr>
+        <w:pStyle w:val="Compact"/>
+        <w:numPr>
+          <w:ilvl w:val="0"/>
+          <w:numId w:val="1002"/>
+        </w:numPr>
+      </w:pPr>
+      <w:r>
+        <w:t xml:space="preserve">Для запуска и включения программного обеспечения mariadb используйте:</w:t>
+      </w:r>
+      <w:r>
+        <w:t xml:space="preserve"> </w:t>
+      </w:r>
+      <w:r>
+        <w:t xml:space="preserve">systemctl start mariadb</w:t>
+      </w:r>
+      <w:r>
+        <w:t xml:space="preserve"> </w:t>
+      </w:r>
+      <w:r>
+        <w:t xml:space="preserve">systemctl enable mariadb</w:t>
+      </w:r>
+    </w:p>
+    <w:p>
+      <w:pPr>
+        <w:pStyle w:val="Compact"/>
+        <w:numPr>
+          <w:ilvl w:val="0"/>
+          <w:numId w:val="1002"/>
+        </w:numPr>
+      </w:pPr>
+      <w:r>
+        <w:t xml:space="preserve">Убедитесь, что mariadb прослушивает порт, используя</w:t>
+      </w:r>
+      <w:r>
+        <w:t xml:space="preserve"> </w:t>
+      </w:r>
+      <w:r>
+        <w:t xml:space="preserve">ss -tulpen | grep mysql</w:t>
+      </w:r>
+      <w:r>
+        <w:t xml:space="preserve"> </w:t>
+      </w:r>
+      <w:r>
+        <w:t xml:space="preserve">Вы должны увидеть процесс mysqld, прослушивающий порт 3306.</w:t>
+      </w:r>
+    </w:p>
+    <w:p>
+      <w:pPr>
+        <w:pStyle w:val="Compact"/>
+        <w:numPr>
+          <w:ilvl w:val="0"/>
+          <w:numId w:val="1002"/>
+        </w:numPr>
+      </w:pPr>
+      <w:r>
+        <w:t xml:space="preserve">Запустите скрипт конфигурации безопасности mariadb, используя:</w:t>
+      </w:r>
+      <w:r>
+        <w:t xml:space="preserve"> </w:t>
+      </w:r>
+      <w:r>
+        <w:t xml:space="preserve">mysql_secure_installation</w:t>
+      </w:r>
+      <w:r>
+        <w:t xml:space="preserve"> </w:t>
+      </w:r>
+      <w:r>
+        <w:t xml:space="preserve">С помощью запустившегося диалога и путём выбора установите пароль для</w:t>
+      </w:r>
+      <w:r>
+        <w:t xml:space="preserve"> </w:t>
+      </w:r>
+      <w:r>
+        <w:t xml:space="preserve">пользователя root базы данных (обратите внимание, что это не пользователь root</w:t>
+      </w:r>
+      <w:r>
+        <w:t xml:space="preserve"> </w:t>
+      </w:r>
+      <w:r>
+        <w:t xml:space="preserve">операционной системы), отключите удалённый корневой доступ и удалите тесто-</w:t>
+      </w:r>
+      <w:r>
+        <w:t xml:space="preserve"> </w:t>
+      </w:r>
+      <w:r>
+        <w:t xml:space="preserve">вую базу данных и любых анонимных пользователей.</w:t>
+      </w:r>
+    </w:p>
+    <w:p>
+      <w:pPr>
+        <w:pStyle w:val="Compact"/>
+        <w:numPr>
+          <w:ilvl w:val="0"/>
+          <w:numId w:val="1002"/>
+        </w:numPr>
+      </w:pPr>
+      <w:r>
+        <w:t xml:space="preserve">Для входа в базу данных с правами администратора базы данных введите</w:t>
+      </w:r>
+      <w:r>
+        <w:t xml:space="preserve"> </w:t>
+      </w:r>
+      <w:r>
+        <w:t xml:space="preserve">mysql -u root -p</w:t>
+      </w:r>
+    </w:p>
+    <w:p>
+      <w:pPr>
+        <w:pStyle w:val="Compact"/>
+        <w:numPr>
+          <w:ilvl w:val="0"/>
+          <w:numId w:val="1002"/>
+        </w:numPr>
+      </w:pPr>
+      <w:r>
+        <w:t xml:space="preserve">Просмотрите список команд MySQL, введя  h.</w:t>
+      </w:r>
+    </w:p>
+    <w:p>
+      <w:pPr>
+        <w:pStyle w:val="Compact"/>
+        <w:numPr>
+          <w:ilvl w:val="0"/>
+          <w:numId w:val="1002"/>
+        </w:numPr>
+      </w:pPr>
+      <w:r>
+        <w:t xml:space="preserve">Из приглашения интерактивной оболочки MariaDB для отображения доступных</w:t>
+      </w:r>
+      <w:r>
+        <w:t xml:space="preserve"> </w:t>
+      </w:r>
+      <w:r>
+        <w:t xml:space="preserve">в настоящее время баз данных введите MySQL-запрос</w:t>
+      </w:r>
+      <w:r>
+        <w:t xml:space="preserve"> </w:t>
+      </w:r>
+      <w:r>
+        <w:t xml:space="preserve">SHOW DATABASES;</w:t>
+      </w:r>
+      <w:r>
+        <w:t xml:space="preserve"> </w:t>
+      </w:r>
+      <w:r>
+        <w:t xml:space="preserve">В отчёте укажите, какие базы данных есть в системе: в системе есть information_schema, mysql, performance_schema, sys.</w:t>
+      </w:r>
+    </w:p>
+    <w:p>
+      <w:pPr>
+        <w:pStyle w:val="Compact"/>
+        <w:numPr>
+          <w:ilvl w:val="0"/>
+          <w:numId w:val="1002"/>
+        </w:numPr>
+      </w:pPr>
+      <w:r>
+        <w:t xml:space="preserve">Для выхода из интерфейса интерактивной оболочки MariaDB введите</w:t>
+      </w:r>
+      <w:r>
+        <w:t xml:space="preserve"> </w:t>
+      </w:r>
+      <w:r>
+        <w:t xml:space="preserve">exit;(рис. 1)</w:t>
       </w:r>
     </w:p>
     <w:p>
@@ -224,20 +553,20 @@
       <w:r>
         <w:drawing>
           <wp:inline>
-            <wp:extent cx="3733800" cy="2592591"/>
+            <wp:extent cx="3733800" cy="2679370"/>
             <wp:effectExtent b="0" l="0" r="0" t="0"/>
-            <wp:docPr descr="Выполняем команды" title="" id="22" name="Picture"/>
+            <wp:docPr descr="Выполняем команды" title="" id="23" name="Picture"/>
             <a:graphic>
               <a:graphicData uri="http://schemas.openxmlformats.org/drawingml/2006/picture">
                 <pic:pic>
                   <pic:nvPicPr>
-                    <pic:cNvPr descr="image/1.png" id="23" name="Picture"/>
+                    <pic:cNvPr descr="image/1.png" id="24" name="Picture"/>
                     <pic:cNvPicPr>
                       <a:picLocks noChangeArrowheads="1" noChangeAspect="1"/>
                     </pic:cNvPicPr>
                   </pic:nvPicPr>
                   <pic:blipFill>
-                    <a:blip r:embed="rId21"/>
+                    <a:blip r:embed="rId22"/>
                     <a:stretch>
                       <a:fillRect/>
                     </a:stretch>
@@ -245,7 +574,7 @@
                   <pic:spPr bwMode="auto">
                     <a:xfrm>
                       <a:off x="0" y="0"/>
-                      <a:ext cx="3733800" cy="2592591"/>
+                      <a:ext cx="3733800" cy="2679370"/>
                     </a:xfrm>
                     <a:prstGeom prst="rect">
                       <a:avLst/>
@@ -274,308 +603,414 @@
     </w:p>
     <w:p>
       <w:pPr>
-        <w:pStyle w:val="Compact"/>
-        <w:numPr>
-          <w:ilvl w:val="0"/>
-          <w:numId w:val="1002"/>
-        </w:numPr>
-      </w:pPr>
-      <w:r>
-        <w:t xml:space="preserve">Найдите веб-сервер Apache в списке процессов, определите его контекст</w:t>
-      </w:r>
-      <w:r>
-        <w:t xml:space="preserve"> </w:t>
-      </w:r>
-      <w:r>
-        <w:t xml:space="preserve">безопасности и занесите эту информацию в отчёт. Например, можно ис-</w:t>
-      </w:r>
-      <w:r>
-        <w:t xml:space="preserve"> </w:t>
-      </w:r>
-      <w:r>
-        <w:t xml:space="preserve">пользовать команду</w:t>
-      </w:r>
-      <w:r>
-        <w:t xml:space="preserve"> </w:t>
-      </w:r>
-      <w:r>
-        <w:t xml:space="preserve">ps auxZ | grep httpd</w:t>
-      </w:r>
-      <w:r>
-        <w:t xml:space="preserve"> </w:t>
-      </w:r>
-      <w:r>
-        <w:t xml:space="preserve">или</w:t>
-      </w:r>
-      <w:r>
-        <w:t xml:space="preserve"> </w:t>
-      </w:r>
-      <w:r>
-        <w:t xml:space="preserve">ps -eZ | grep httpd</w:t>
-      </w:r>
-    </w:p>
-    <w:p>
-      <w:pPr>
-        <w:pStyle w:val="Compact"/>
-        <w:numPr>
-          <w:ilvl w:val="0"/>
-          <w:numId w:val="1002"/>
-        </w:numPr>
-      </w:pPr>
-      <w:r>
-        <w:t xml:space="preserve">Посмотрите текущее состояние переключателей SELinux для Apache с</w:t>
-      </w:r>
-      <w:r>
-        <w:t xml:space="preserve"> </w:t>
-      </w:r>
-      <w:r>
-        <w:t xml:space="preserve">помощью команды</w:t>
-      </w:r>
-      <w:r>
-        <w:t xml:space="preserve"> </w:t>
-      </w:r>
-      <w:r>
-        <w:t xml:space="preserve">sestatus -bigrep httpd</w:t>
-      </w:r>
-      <w:r>
-        <w:t xml:space="preserve"> </w:t>
-      </w:r>
-      <w:r>
-        <w:t xml:space="preserve">Обратите внимание, что многие из них находятся в положении «off».</w:t>
-      </w:r>
-    </w:p>
-    <w:p>
-      <w:pPr>
-        <w:pStyle w:val="Compact"/>
-        <w:numPr>
-          <w:ilvl w:val="0"/>
-          <w:numId w:val="1002"/>
-        </w:numPr>
-      </w:pPr>
-      <w:r>
-        <w:t xml:space="preserve">Посмотрите статистику по политике с помощью команды seinfo, также</w:t>
-      </w:r>
-      <w:r>
-        <w:t xml:space="preserve"> </w:t>
-      </w:r>
-      <w:r>
-        <w:t xml:space="preserve">определите множество пользователей, ролей, типов.</w:t>
-      </w:r>
-    </w:p>
-    <w:p>
-      <w:pPr>
-        <w:pStyle w:val="Compact"/>
-        <w:numPr>
-          <w:ilvl w:val="0"/>
-          <w:numId w:val="1002"/>
-        </w:numPr>
-      </w:pPr>
-      <w:r>
-        <w:t xml:space="preserve">Определите тип файлов и поддиректорий, находящихся в директории</w:t>
-      </w:r>
-      <w:r>
-        <w:t xml:space="preserve"> </w:t>
-      </w:r>
-      <w:r>
-        <w:t xml:space="preserve">/var/www, с помощью команды</w:t>
-      </w:r>
-      <w:r>
-        <w:t xml:space="preserve"> </w:t>
-      </w:r>
-      <w:r>
-        <w:t xml:space="preserve">ls -lZ /var/www</w:t>
-      </w:r>
-    </w:p>
-    <w:p>
-      <w:pPr>
-        <w:pStyle w:val="Compact"/>
-        <w:numPr>
-          <w:ilvl w:val="0"/>
-          <w:numId w:val="1002"/>
-        </w:numPr>
-      </w:pPr>
-      <w:r>
-        <w:t xml:space="preserve">Определите тип файлов, находящихся в директории /var/www/html:</w:t>
-      </w:r>
-      <w:r>
-        <w:t xml:space="preserve"> </w:t>
-      </w:r>
-      <w:r>
-        <w:t xml:space="preserve">ls -lZ /var/www/html</w:t>
-      </w:r>
-    </w:p>
-    <w:p>
-      <w:pPr>
-        <w:pStyle w:val="Compact"/>
-        <w:numPr>
-          <w:ilvl w:val="0"/>
-          <w:numId w:val="1002"/>
-        </w:numPr>
-      </w:pPr>
-      <w:r>
-        <w:t xml:space="preserve">Определите круг пользователей, которым разрешено создание файлов в</w:t>
-      </w:r>
-      <w:r>
-        <w:t xml:space="preserve"> </w:t>
-      </w:r>
-      <w:r>
-        <w:t xml:space="preserve">директории /var/www/html.</w:t>
-      </w:r>
-    </w:p>
-    <w:p>
-      <w:pPr>
-        <w:pStyle w:val="Compact"/>
-        <w:numPr>
-          <w:ilvl w:val="0"/>
-          <w:numId w:val="1002"/>
-        </w:numPr>
-      </w:pPr>
-      <w:r>
-        <w:t xml:space="preserve">Создайте от имени суперпользователя (так как в дистрибутиве по-</w:t>
-      </w:r>
-      <w:r>
-        <w:t xml:space="preserve"> </w:t>
-      </w:r>
-      <w:r>
-        <w:t xml:space="preserve">сле установки только ему разрешена запись в директорию) html-файл</w:t>
-      </w:r>
-      <w:r>
-        <w:t xml:space="preserve"> </w:t>
-      </w:r>
-      <w:r>
-        <w:t xml:space="preserve">/var/www/html/test.html следующего содержания:</w:t>
-      </w:r>
-    </w:p>
-    <w:p>
-      <w:pPr>
-        <w:pStyle w:val="Compact"/>
-        <w:numPr>
-          <w:ilvl w:val="0"/>
-          <w:numId w:val="1000"/>
-        </w:numPr>
-      </w:pPr>
-      <w:r>
-        <w:t xml:space="preserve">test</w:t>
-      </w:r>
-    </w:p>
-    <w:p>
-      <w:pPr>
-        <w:pStyle w:val="Compact"/>
-        <w:numPr>
-          <w:ilvl w:val="0"/>
-          <w:numId w:val="1002"/>
-        </w:numPr>
-      </w:pPr>
-      <w:r>
-        <w:t xml:space="preserve">Проверьте контекст созданного вами файла. Занесите в отчёт контекст,</w:t>
-      </w:r>
-      <w:r>
-        <w:t xml:space="preserve"> </w:t>
-      </w:r>
-      <w:r>
-        <w:t xml:space="preserve">присваиваемый по умолчанию вновь созданным файлам в директории</w:t>
-      </w:r>
-      <w:r>
-        <w:t xml:space="preserve"> </w:t>
-      </w:r>
-      <w:r>
-        <w:t xml:space="preserve">/var/www/html.</w:t>
-      </w:r>
-    </w:p>
-    <w:p>
-      <w:pPr>
-        <w:pStyle w:val="Compact"/>
-        <w:numPr>
-          <w:ilvl w:val="0"/>
-          <w:numId w:val="1002"/>
-        </w:numPr>
-      </w:pPr>
-      <w:r>
-        <w:t xml:space="preserve">Обратитесь к файлу через веб-сервер, введя в браузере адрес</w:t>
-      </w:r>
-      <w:r>
-        <w:t xml:space="preserve"> </w:t>
-      </w:r>
-      <w:r>
-        <w:t xml:space="preserve">http://127.0.0.1/test.html. Убедитесь, что файл был успеш-</w:t>
-      </w:r>
-      <w:r>
-        <w:t xml:space="preserve"> </w:t>
-      </w:r>
-      <w:r>
-        <w:t xml:space="preserve">но отображён.</w:t>
-      </w:r>
-    </w:p>
-    <w:p>
-      <w:pPr>
-        <w:pStyle w:val="Compact"/>
-        <w:numPr>
-          <w:ilvl w:val="0"/>
-          <w:numId w:val="1002"/>
-        </w:numPr>
-      </w:pPr>
-      <w:r>
-        <w:t xml:space="preserve">Изучите справку man httpd_selinux и выясните, какие контек-</w:t>
-      </w:r>
-      <w:r>
-        <w:t xml:space="preserve"> </w:t>
-      </w:r>
-      <w:r>
-        <w:t xml:space="preserve">сты файлов определены для httpd. Сопоставьте их с типом файла</w:t>
-      </w:r>
-      <w:r>
-        <w:t xml:space="preserve"> </w:t>
-      </w:r>
-      <w:r>
-        <w:t xml:space="preserve">test.html. Проверить контекст файла можно командой ls -Z.</w:t>
-      </w:r>
-      <w:r>
-        <w:t xml:space="preserve"> </w:t>
-      </w:r>
-      <w:r>
-        <w:t xml:space="preserve">ls -Z /var/www/html/test.html</w:t>
-      </w:r>
-    </w:p>
-    <w:p>
-      <w:pPr>
-        <w:pStyle w:val="Compact"/>
-        <w:numPr>
-          <w:ilvl w:val="0"/>
-          <w:numId w:val="1002"/>
-        </w:numPr>
-      </w:pPr>
-      <w:r>
-        <w:t xml:space="preserve">Измените контекст файла /var/www/html/test.html с</w:t>
-      </w:r>
-      <w:r>
-        <w:t xml:space="preserve"> </w:t>
-      </w:r>
-      <w:r>
-        <w:t xml:space="preserve">httpd_sys_content_t на любой другой, к которому процесс httpd не</w:t>
-      </w:r>
-      <w:r>
-        <w:t xml:space="preserve"> </w:t>
-      </w:r>
-      <w:r>
-        <w:t xml:space="preserve">должен иметь доступа, например, на samba_share_t:</w:t>
-      </w:r>
-      <w:r>
-        <w:t xml:space="preserve"> </w:t>
-      </w:r>
-      <w:r>
-        <w:t xml:space="preserve">chcon -t samba_share_t /var/www/html/test.html</w:t>
-      </w:r>
-      <w:r>
-        <w:t xml:space="preserve"> </w:t>
-      </w:r>
-      <w:r>
-        <w:t xml:space="preserve">ls -Z /var/www/html/test.html</w:t>
-      </w:r>
-      <w:r>
-        <w:t xml:space="preserve"> </w:t>
-      </w:r>
-      <w:r>
-        <w:t xml:space="preserve">После этого проверьте, что контекст поменялся. (рис. 2)</w:t>
+        <w:pStyle w:val="BodyText"/>
+      </w:pPr>
+      <w:r>
+        <w:t xml:space="preserve">Конфигурация кодировки символов</w:t>
+      </w:r>
+    </w:p>
+    <w:p>
+      <w:pPr>
+        <w:numPr>
+          <w:ilvl w:val="0"/>
+          <w:numId w:val="1003"/>
+        </w:numPr>
+      </w:pPr>
+      <w:r>
+        <w:t xml:space="preserve">Войдите в базу данных с правами администратора:</w:t>
+      </w:r>
+      <w:r>
+        <w:t xml:space="preserve"> </w:t>
+      </w:r>
+      <w:r>
+        <w:t xml:space="preserve">mysql -u root -p</w:t>
+      </w:r>
+    </w:p>
+    <w:p>
+      <w:pPr>
+        <w:numPr>
+          <w:ilvl w:val="0"/>
+          <w:numId w:val="1003"/>
+        </w:numPr>
+      </w:pPr>
+      <w:r>
+        <w:t xml:space="preserve">Для отображения статуса MariaDB введите из приглашения интерактивной оболочки</w:t>
+      </w:r>
+      <w:r>
+        <w:t xml:space="preserve"> </w:t>
+      </w:r>
+      <w:r>
+        <w:t xml:space="preserve">MariaDB:</w:t>
+      </w:r>
+      <w:r>
+        <w:t xml:space="preserve"> </w:t>
+      </w:r>
+      <w:r>
+        <w:t xml:space="preserve">status</w:t>
+      </w:r>
+      <w:r>
+        <w:t xml:space="preserve"> </w:t>
+      </w:r>
+      <w:r>
+        <w:t xml:space="preserve">В отчёте построчно поясните выведенную на экран информацию:</w:t>
+      </w:r>
+    </w:p>
+    <w:p>
+      <w:pPr>
+        <w:numPr>
+          <w:ilvl w:val="0"/>
+          <w:numId w:val="1003"/>
+        </w:numPr>
+      </w:pPr>
+      <w:r>
+        <w:t xml:space="preserve">Connection id: 12 — уникальный идентификатор текущего подключения к серверу.</w:t>
+      </w:r>
+    </w:p>
+    <w:p>
+      <w:pPr>
+        <w:numPr>
+          <w:ilvl w:val="0"/>
+          <w:numId w:val="1003"/>
+        </w:numPr>
+      </w:pPr>
+      <w:r>
+        <w:t xml:space="preserve">Current database: — текущая база данных не выбрана.</w:t>
+      </w:r>
+    </w:p>
+    <w:p>
+      <w:pPr>
+        <w:numPr>
+          <w:ilvl w:val="0"/>
+          <w:numId w:val="1003"/>
+        </w:numPr>
+      </w:pPr>
+      <w:r>
+        <w:t xml:space="preserve">Current user: root[id5524|</w:t>
+      </w:r>
+      <w:r>
+        <w:t xml:space="preserve">[</w:t>
+      </w:r>
+      <w:r>
+        <w:rPr>
+          <w:b/>
+          <w:bCs/>
+        </w:rPr>
+        <w:t xml:space="preserve">localhost?</w:t>
+      </w:r>
+      <w:r>
+        <w:t xml:space="preserve">]</w:t>
+      </w:r>
+      <w:r>
+        <w:t xml:space="preserve">] — пользователь</w:t>
+      </w:r>
+      <w:r>
+        <w:t xml:space="preserve"> </w:t>
+      </w:r>
+      <w:r>
+        <w:rPr>
+          <w:rStyle w:val="VerbatimChar"/>
+        </w:rPr>
+        <w:t xml:space="preserve">root</w:t>
+      </w:r>
+      <w:r>
+        <w:t xml:space="preserve">, подключённый с локального компьютера.</w:t>
+      </w:r>
+    </w:p>
+    <w:p>
+      <w:pPr>
+        <w:numPr>
+          <w:ilvl w:val="0"/>
+          <w:numId w:val="1003"/>
+        </w:numPr>
+      </w:pPr>
+      <w:r>
+        <w:t xml:space="preserve">SSL: Not in use — SSL-шифрование соединения не используется.</w:t>
+      </w:r>
+    </w:p>
+    <w:p>
+      <w:pPr>
+        <w:numPr>
+          <w:ilvl w:val="0"/>
+          <w:numId w:val="1003"/>
+        </w:numPr>
+      </w:pPr>
+      <w:r>
+        <w:t xml:space="preserve">Current pager: stdout — результаты выводятся напрямую в терминал.</w:t>
+      </w:r>
+    </w:p>
+    <w:p>
+      <w:pPr>
+        <w:numPr>
+          <w:ilvl w:val="0"/>
+          <w:numId w:val="1003"/>
+        </w:numPr>
+      </w:pPr>
+      <w:r>
+        <w:t xml:space="preserve">Using outfile: ’’ — файл для вывода результатов не задан.</w:t>
+      </w:r>
+    </w:p>
+    <w:p>
+      <w:pPr>
+        <w:numPr>
+          <w:ilvl w:val="0"/>
+          <w:numId w:val="1003"/>
+        </w:numPr>
+      </w:pPr>
+      <w:r>
+        <w:t xml:space="preserve">Using delimiter: ; — команды SQL заканчиваются точкой с запятой</w:t>
+      </w:r>
+      <w:r>
+        <w:t xml:space="preserve"> </w:t>
+      </w:r>
+      <w:r>
+        <w:rPr>
+          <w:rStyle w:val="VerbatimChar"/>
+        </w:rPr>
+        <w:t xml:space="preserve">;</w:t>
+      </w:r>
+      <w:r>
+        <w:t xml:space="preserve">.</w:t>
+      </w:r>
+    </w:p>
+    <w:p>
+      <w:pPr>
+        <w:numPr>
+          <w:ilvl w:val="0"/>
+          <w:numId w:val="1003"/>
+        </w:numPr>
+      </w:pPr>
+      <w:r>
+        <w:t xml:space="preserve">Server: MariaDB — используется сервер MariaDB.</w:t>
+      </w:r>
+    </w:p>
+    <w:p>
+      <w:pPr>
+        <w:numPr>
+          <w:ilvl w:val="0"/>
+          <w:numId w:val="1003"/>
+        </w:numPr>
+      </w:pPr>
+      <w:r>
+        <w:t xml:space="preserve">Server version: 10.11.18-MariaDB MariaDB Server — версия сервера MariaDB —</w:t>
+      </w:r>
+      <w:r>
+        <w:t xml:space="preserve"> </w:t>
+      </w:r>
+      <w:r>
+        <w:rPr>
+          <w:rStyle w:val="VerbatimChar"/>
+        </w:rPr>
+        <w:t xml:space="preserve">10.11.18</w:t>
+      </w:r>
+      <w:r>
+        <w:t xml:space="preserve">.</w:t>
+      </w:r>
+    </w:p>
+    <w:p>
+      <w:pPr>
+        <w:numPr>
+          <w:ilvl w:val="0"/>
+          <w:numId w:val="1003"/>
+        </w:numPr>
+      </w:pPr>
+      <w:r>
+        <w:t xml:space="preserve">Protocol version: 10 — версия протокола взаимодействия клиента с сервером.</w:t>
+      </w:r>
+    </w:p>
+    <w:p>
+      <w:pPr>
+        <w:numPr>
+          <w:ilvl w:val="0"/>
+          <w:numId w:val="1003"/>
+        </w:numPr>
+      </w:pPr>
+      <w:r>
+        <w:t xml:space="preserve">Connection: Localhost via UNIX socket — подключение выполнено локально через UNIX-сокет, а не через TCP/IP.</w:t>
+      </w:r>
+    </w:p>
+    <w:p>
+      <w:pPr>
+        <w:numPr>
+          <w:ilvl w:val="0"/>
+          <w:numId w:val="1003"/>
+        </w:numPr>
+      </w:pPr>
+      <w:r>
+        <w:t xml:space="preserve">Server charset: latin1 — кодировка символов по умолчанию на стороне сервера —</w:t>
+      </w:r>
+      <w:r>
+        <w:t xml:space="preserve"> </w:t>
+      </w:r>
+      <w:r>
+        <w:rPr>
+          <w:rStyle w:val="VerbatimChar"/>
+        </w:rPr>
+        <w:t xml:space="preserve">latin1</w:t>
+      </w:r>
+      <w:r>
+        <w:t xml:space="preserve">.</w:t>
+      </w:r>
+    </w:p>
+    <w:p>
+      <w:pPr>
+        <w:numPr>
+          <w:ilvl w:val="0"/>
+          <w:numId w:val="1003"/>
+        </w:numPr>
+      </w:pPr>
+      <w:r>
+        <w:t xml:space="preserve">Db charset: latin1 — кодировка базы данных по умолчанию —</w:t>
+      </w:r>
+      <w:r>
+        <w:t xml:space="preserve"> </w:t>
+      </w:r>
+      <w:r>
+        <w:rPr>
+          <w:rStyle w:val="VerbatimChar"/>
+        </w:rPr>
+        <w:t xml:space="preserve">latin1</w:t>
+      </w:r>
+      <w:r>
+        <w:t xml:space="preserve">.</w:t>
+      </w:r>
+    </w:p>
+    <w:p>
+      <w:pPr>
+        <w:numPr>
+          <w:ilvl w:val="0"/>
+          <w:numId w:val="1003"/>
+        </w:numPr>
+      </w:pPr>
+      <w:r>
+        <w:t xml:space="preserve">Client charset: utf8mb3 — кодировка символов, используемая клиентом; поддерживает символы Unicode в пределах трёх байтов.</w:t>
+      </w:r>
+    </w:p>
+    <w:p>
+      <w:pPr>
+        <w:numPr>
+          <w:ilvl w:val="0"/>
+          <w:numId w:val="1003"/>
+        </w:numPr>
+      </w:pPr>
+      <w:r>
+        <w:t xml:space="preserve">Conn. charset: utf8mb3 — кодировка, используемая для обмена текстом между клиентом и сервером.</w:t>
+      </w:r>
+    </w:p>
+    <w:p>
+      <w:pPr>
+        <w:numPr>
+          <w:ilvl w:val="0"/>
+          <w:numId w:val="1003"/>
+        </w:numPr>
+      </w:pPr>
+      <w:r>
+        <w:t xml:space="preserve">UNIX socket: /var/lib/mysql/mysql.sock — путь к файлу сокета, через который устанавливается локальное соединение.</w:t>
+      </w:r>
+    </w:p>
+    <w:p>
+      <w:pPr>
+        <w:numPr>
+          <w:ilvl w:val="0"/>
+          <w:numId w:val="1003"/>
+        </w:numPr>
+      </w:pPr>
+      <w:r>
+        <w:t xml:space="preserve">Uptime: 14 min 37 sec — сервер работает с момента последнего запуска уже 14 минут 37 секунд.</w:t>
+      </w:r>
+    </w:p>
+    <w:p>
+      <w:pPr>
+        <w:numPr>
+          <w:ilvl w:val="0"/>
+          <w:numId w:val="1003"/>
+        </w:numPr>
+      </w:pPr>
+      <w:r>
+        <w:t xml:space="preserve">В каталоге /etc/my.cnf.d создайте файл utf8.cnf:</w:t>
+      </w:r>
+      <w:r>
+        <w:t xml:space="preserve"> </w:t>
+      </w:r>
+      <w:r>
+        <w:t xml:space="preserve">cd /etc/my.cnf.d</w:t>
+      </w:r>
+      <w:r>
+        <w:t xml:space="preserve"> </w:t>
+      </w:r>
+      <w:r>
+        <w:t xml:space="preserve">touch utf8.cnf</w:t>
+      </w:r>
+      <w:r>
+        <w:t xml:space="preserve"> </w:t>
+      </w:r>
+      <w:r>
+        <w:t xml:space="preserve">Откройте его на редактирование и укажите в нём конфигурацию.</w:t>
+      </w:r>
+    </w:p>
+    <w:p>
+      <w:pPr>
+        <w:numPr>
+          <w:ilvl w:val="0"/>
+          <w:numId w:val="1003"/>
+        </w:numPr>
+      </w:pPr>
+      <w:r>
+        <w:t xml:space="preserve">Перезапустите MariaDB:</w:t>
+      </w:r>
+      <w:r>
+        <w:t xml:space="preserve"> </w:t>
+      </w:r>
+      <w:r>
+        <w:t xml:space="preserve">systemctl restart mariadb</w:t>
+      </w:r>
+    </w:p>
+    <w:p>
+      <w:pPr>
+        <w:numPr>
+          <w:ilvl w:val="0"/>
+          <w:numId w:val="1003"/>
+        </w:numPr>
+      </w:pPr>
+      <w:r>
+        <w:t xml:space="preserve">Войдите в базу данных с правами администратора и посмотрите статус MariaDB.</w:t>
+      </w:r>
+      <w:r>
+        <w:t xml:space="preserve"> </w:t>
+      </w:r>
+      <w:r>
+        <w:t xml:space="preserve">В отчёте поясните, что изменилось:</w:t>
+      </w:r>
+    </w:p>
+    <w:p>
+      <w:pPr>
+        <w:pStyle w:val="FirstParagraph"/>
+      </w:pPr>
+      <w:r>
+        <w:t xml:space="preserve">Connection id: 12 в 3 — изменился идентификатор подключения.</w:t>
+      </w:r>
+    </w:p>
+    <w:p>
+      <w:pPr>
+        <w:pStyle w:val="BodyText"/>
+      </w:pPr>
+      <w:r>
+        <w:t xml:space="preserve">Кодировка сервера: latin1 в utf8mb3.</w:t>
+      </w:r>
+    </w:p>
+    <w:p>
+      <w:pPr>
+        <w:pStyle w:val="BodyText"/>
+      </w:pPr>
+      <w:r>
+        <w:t xml:space="preserve">Кодировка базы данных: latin1 в utf8mb3.</w:t>
+      </w:r>
+    </w:p>
+    <w:p>
+      <w:pPr>
+        <w:pStyle w:val="BodyText"/>
+      </w:pPr>
+      <w:r>
+        <w:t xml:space="preserve">Uptime: 14 min 37 sec в 32 sec — сервер недавно перезапустили. (рис. 2)</w:t>
       </w:r>
     </w:p>
     <w:p>
@@ -585,20 +1020,20 @@
       <w:r>
         <w:drawing>
           <wp:inline>
-            <wp:extent cx="3733800" cy="2365914"/>
+            <wp:extent cx="3733800" cy="2149482"/>
             <wp:effectExtent b="0" l="0" r="0" t="0"/>
-            <wp:docPr descr="Выполняем" title="" id="25" name="Picture"/>
+            <wp:docPr descr="Выполняем" title="" id="26" name="Picture"/>
             <a:graphic>
               <a:graphicData uri="http://schemas.openxmlformats.org/drawingml/2006/picture">
                 <pic:pic>
                   <pic:nvPicPr>
-                    <pic:cNvPr descr="image/2.png" id="26" name="Picture"/>
+                    <pic:cNvPr descr="image/2.png" id="27" name="Picture"/>
                     <pic:cNvPicPr>
                       <a:picLocks noChangeArrowheads="1" noChangeAspect="1"/>
                     </pic:cNvPicPr>
                   </pic:nvPicPr>
                   <pic:blipFill>
-                    <a:blip r:embed="rId24"/>
+                    <a:blip r:embed="rId25"/>
                     <a:stretch>
                       <a:fillRect/>
                     </a:stretch>
@@ -606,7 +1041,7 @@
                   <pic:spPr bwMode="auto">
                     <a:xfrm>
                       <a:off x="0" y="0"/>
-                      <a:ext cx="3733800" cy="2365914"/>
+                      <a:ext cx="3733800" cy="2149482"/>
                     </a:xfrm>
                     <a:prstGeom prst="rect">
                       <a:avLst/>
@@ -635,104 +1070,382 @@
     </w:p>
     <w:p>
       <w:pPr>
-        <w:pStyle w:val="Compact"/>
-        <w:numPr>
-          <w:ilvl w:val="0"/>
-          <w:numId w:val="1003"/>
-        </w:numPr>
-      </w:pPr>
-      <w:r>
-        <w:t xml:space="preserve">Попробуйте ещё раз получить доступ к файлу через веб-сервер, введя в</w:t>
-      </w:r>
-      <w:r>
-        <w:t xml:space="preserve"> </w:t>
-      </w:r>
-      <w:r>
-        <w:t xml:space="preserve">браузере адрес http://127.0.0.1/test.html. Вы должны получить</w:t>
-      </w:r>
-      <w:r>
-        <w:t xml:space="preserve"> </w:t>
-      </w:r>
-      <w:r>
-        <w:t xml:space="preserve">сообщение об ошибке:</w:t>
-      </w:r>
-      <w:r>
-        <w:t xml:space="preserve"> </w:t>
-      </w:r>
-      <w:r>
-        <w:t xml:space="preserve">Forbidden</w:t>
-      </w:r>
-      <w:r>
-        <w:t xml:space="preserve"> </w:t>
-      </w:r>
-      <w:r>
-        <w:t xml:space="preserve">You don’t have permission to access /test.html on this server.</w:t>
-      </w:r>
-    </w:p>
-    <w:p>
-      <w:pPr>
-        <w:pStyle w:val="Compact"/>
-        <w:numPr>
-          <w:ilvl w:val="0"/>
-          <w:numId w:val="1003"/>
-        </w:numPr>
-      </w:pPr>
-      <w:r>
-        <w:t xml:space="preserve">Проанализируйте ситуацию. Почему файл не был отображён, если права</w:t>
-      </w:r>
-      <w:r>
-        <w:t xml:space="preserve"> </w:t>
-      </w:r>
-      <w:r>
-        <w:t xml:space="preserve">доступа позволяют читать этот файл любому пользователю?</w:t>
-      </w:r>
-      <w:r>
-        <w:t xml:space="preserve"> </w:t>
-      </w:r>
-      <w:r>
-        <w:t xml:space="preserve">ls -l /var/www/html/test.html</w:t>
-      </w:r>
-      <w:r>
-        <w:t xml:space="preserve"> </w:t>
-      </w:r>
-      <w:r>
-        <w:t xml:space="preserve">Просмотрите log-файлы веб-сервера Apache. Также просмотрите си-</w:t>
-      </w:r>
-      <w:r>
-        <w:t xml:space="preserve"> </w:t>
-      </w:r>
-      <w:r>
-        <w:t xml:space="preserve">стемный лог-файл:</w:t>
-      </w:r>
-      <w:r>
-        <w:t xml:space="preserve"> </w:t>
-      </w:r>
-      <w:r>
-        <w:t xml:space="preserve">tail /var/log/messages</w:t>
-      </w:r>
-      <w:r>
-        <w:t xml:space="preserve"> </w:t>
-      </w:r>
-      <w:r>
-        <w:t xml:space="preserve">Если в системе окажутся запущенными процессы setroubleshootd и</w:t>
-      </w:r>
-      <w:r>
-        <w:t xml:space="preserve"> </w:t>
-      </w:r>
-      <w:r>
-        <w:t xml:space="preserve">audtd, то вы также сможете увидеть ошибки, аналогичные указанным</w:t>
-      </w:r>
-      <w:r>
-        <w:t xml:space="preserve"> </w:t>
-      </w:r>
-      <w:r>
-        <w:t xml:space="preserve">выше, в файле /var/log/audit/audit.log. Проверьте это утвержде-</w:t>
-      </w:r>
-      <w:r>
-        <w:t xml:space="preserve"> </w:t>
-      </w:r>
-      <w:r>
-        <w:t xml:space="preserve">ние самостоятельно.(рис. 3)</w:t>
+        <w:pStyle w:val="BodyText"/>
+      </w:pPr>
+      <w:r>
+        <w:t xml:space="preserve">Создание базы данных</w:t>
+      </w:r>
+    </w:p>
+    <w:p>
+      <w:pPr>
+        <w:pStyle w:val="Compact"/>
+        <w:numPr>
+          <w:ilvl w:val="0"/>
+          <w:numId w:val="1004"/>
+        </w:numPr>
+      </w:pPr>
+      <w:r>
+        <w:t xml:space="preserve">Войдите в базу данных с правами администратора:</w:t>
+      </w:r>
+      <w:r>
+        <w:t xml:space="preserve"> </w:t>
+      </w:r>
+      <w:r>
+        <w:t xml:space="preserve">mysql -u root -p</w:t>
+      </w:r>
+    </w:p>
+    <w:p>
+      <w:pPr>
+        <w:pStyle w:val="Compact"/>
+        <w:numPr>
+          <w:ilvl w:val="0"/>
+          <w:numId w:val="1004"/>
+        </w:numPr>
+      </w:pPr>
+      <w:r>
+        <w:t xml:space="preserve">Создайте базу данных с именем addressbook:</w:t>
+      </w:r>
+      <w:r>
+        <w:t xml:space="preserve"> </w:t>
+      </w:r>
+      <w:r>
+        <w:t xml:space="preserve">CREATE DATABASE addressbook CHARACTER SET utf8 COLLATE utf8_general_ci;</w:t>
+      </w:r>
+    </w:p>
+    <w:p>
+      <w:pPr>
+        <w:pStyle w:val="Compact"/>
+        <w:numPr>
+          <w:ilvl w:val="0"/>
+          <w:numId w:val="1004"/>
+        </w:numPr>
+      </w:pPr>
+      <w:r>
+        <w:t xml:space="preserve">Перейдите к базе данных addressbook</w:t>
+      </w:r>
+      <w:r>
+        <w:t xml:space="preserve"> </w:t>
+      </w:r>
+      <w:r>
+        <w:t xml:space="preserve">USE addressbook;</w:t>
+      </w:r>
+    </w:p>
+    <w:p>
+      <w:pPr>
+        <w:pStyle w:val="Compact"/>
+        <w:numPr>
+          <w:ilvl w:val="0"/>
+          <w:numId w:val="1004"/>
+        </w:numPr>
+      </w:pPr>
+      <w:r>
+        <w:t xml:space="preserve">Отобразите имеющиеся в базе данных addressbook таблицы:</w:t>
+      </w:r>
+      <w:r>
+        <w:t xml:space="preserve"> </w:t>
+      </w:r>
+      <w:r>
+        <w:t xml:space="preserve">SHOW TABLES;</w:t>
+      </w:r>
+    </w:p>
+    <w:p>
+      <w:pPr>
+        <w:pStyle w:val="Compact"/>
+        <w:numPr>
+          <w:ilvl w:val="0"/>
+          <w:numId w:val="1004"/>
+        </w:numPr>
+      </w:pPr>
+      <w:r>
+        <w:t xml:space="preserve">Создайте таблицу city с полями name и city:</w:t>
+      </w:r>
+      <w:r>
+        <w:t xml:space="preserve"> </w:t>
+      </w:r>
+      <w:r>
+        <w:t xml:space="preserve">CREATE TABLE city(name VARCHAR(40), city VARCHAR(40));</w:t>
+      </w:r>
+    </w:p>
+    <w:p>
+      <w:pPr>
+        <w:pStyle w:val="Compact"/>
+        <w:numPr>
+          <w:ilvl w:val="0"/>
+          <w:numId w:val="1004"/>
+        </w:numPr>
+      </w:pPr>
+      <w:r>
+        <w:t xml:space="preserve">Заполните несколько строк таблицы некоторыми данными по аналогии в соответ-</w:t>
+      </w:r>
+      <w:r>
+        <w:t xml:space="preserve"> </w:t>
+      </w:r>
+      <w:r>
+        <w:t xml:space="preserve">ствии с синтаксисом MySQL:</w:t>
+      </w:r>
+      <w:r>
+        <w:t xml:space="preserve"> </w:t>
+      </w:r>
+      <w:r>
+        <w:t xml:space="preserve">INSERT INTO city(name,city) VALUES (</w:t>
+      </w:r>
+      <w:r>
+        <w:t xml:space="preserve">‘</w:t>
+      </w:r>
+      <w:r>
+        <w:t xml:space="preserve">Иванов</w:t>
+      </w:r>
+      <w:r>
+        <w:t xml:space="preserve">’</w:t>
+      </w:r>
+      <w:r>
+        <w:t xml:space="preserve">,</w:t>
+      </w:r>
+      <w:r>
+        <w:t xml:space="preserve">‘</w:t>
+      </w:r>
+      <w:r>
+        <w:t xml:space="preserve">Москва</w:t>
+      </w:r>
+      <w:r>
+        <w:t xml:space="preserve">’</w:t>
+      </w:r>
+      <w:r>
+        <w:t xml:space="preserve">);</w:t>
+      </w:r>
+      <w:r>
+        <w:t xml:space="preserve"> </w:t>
+      </w:r>
+      <w:r>
+        <w:t xml:space="preserve">В частности, добавьте в базу сведения о Петрове и Сидорове:</w:t>
+      </w:r>
+      <w:r>
+        <w:t xml:space="preserve"> </w:t>
+      </w:r>
+      <w:r>
+        <w:t xml:space="preserve">Петров, Сочи</w:t>
+      </w:r>
+      <w:r>
+        <w:t xml:space="preserve"> </w:t>
+      </w:r>
+      <w:r>
+        <w:t xml:space="preserve">Сидоров, Дубна</w:t>
+      </w:r>
+    </w:p>
+    <w:p>
+      <w:pPr>
+        <w:pStyle w:val="Compact"/>
+        <w:numPr>
+          <w:ilvl w:val="0"/>
+          <w:numId w:val="1004"/>
+        </w:numPr>
+      </w:pPr>
+      <w:r>
+        <w:t xml:space="preserve">Сделайте следующий MySQL-запрос:</w:t>
+      </w:r>
+      <w:r>
+        <w:t xml:space="preserve"> </w:t>
+      </w:r>
+      <w:r>
+        <w:t xml:space="preserve">SELECT * FROM city;</w:t>
+      </w:r>
+      <w:r>
+        <w:t xml:space="preserve"> </w:t>
+      </w:r>
+      <w:r>
+        <w:t xml:space="preserve">и в отчёте поясните результат его выполнения.</w:t>
+      </w:r>
+    </w:p>
+    <w:p>
+      <w:pPr>
+        <w:pStyle w:val="Compact"/>
+        <w:numPr>
+          <w:ilvl w:val="0"/>
+          <w:numId w:val="1004"/>
+        </w:numPr>
+      </w:pPr>
+      <w:r>
+        <w:t xml:space="preserve">Создайте пользователя для работы с базой данных addressbook (вместо user до знака</w:t>
+      </w:r>
+      <w:r>
+        <w:t xml:space="preserve"> </w:t>
+      </w:r>
+      <w:r>
+        <w:t xml:space="preserve">@ используйте ваш логин) и задайте для него пароль:</w:t>
+      </w:r>
+      <w:r>
+        <w:t xml:space="preserve"> </w:t>
+      </w:r>
+      <w:r>
+        <w:t xml:space="preserve">CREATE USER user@</w:t>
+      </w:r>
+      <w:r>
+        <w:t xml:space="preserve">‘</w:t>
+      </w:r>
+      <w:r>
+        <w:t xml:space="preserve">%</w:t>
+      </w:r>
+      <w:r>
+        <w:t xml:space="preserve">’</w:t>
+      </w:r>
+      <w:r>
+        <w:t xml:space="preserve"> </w:t>
+      </w:r>
+      <w:r>
+        <w:t xml:space="preserve">IDENTIFIED BY</w:t>
+      </w:r>
+      <w:r>
+        <w:t xml:space="preserve"> </w:t>
+      </w:r>
+      <w:r>
+        <w:t xml:space="preserve">‘</w:t>
+      </w:r>
+      <w:r>
+        <w:t xml:space="preserve">password</w:t>
+      </w:r>
+      <w:r>
+        <w:t xml:space="preserve">’</w:t>
+      </w:r>
+      <w:r>
+        <w:t xml:space="preserve">;</w:t>
+      </w:r>
+    </w:p>
+    <w:p>
+      <w:pPr>
+        <w:pStyle w:val="Compact"/>
+        <w:numPr>
+          <w:ilvl w:val="0"/>
+          <w:numId w:val="1004"/>
+        </w:numPr>
+      </w:pPr>
+      <w:r>
+        <w:t xml:space="preserve">Предоставьте права доступа созданному пользователю user на действия с базой</w:t>
+      </w:r>
+      <w:r>
+        <w:t xml:space="preserve"> </w:t>
+      </w:r>
+      <w:r>
+        <w:t xml:space="preserve">данных addressbook (просмотр, добавление, обновление, удаление данных):</w:t>
+      </w:r>
+      <w:r>
+        <w:t xml:space="preserve"> </w:t>
+      </w:r>
+      <w:r>
+        <w:t xml:space="preserve">GRANT SELECT,INSERT,UPDATE,DELETE ON addressbook.* TO user@</w:t>
+      </w:r>
+      <w:r>
+        <w:t xml:space="preserve">‘</w:t>
+      </w:r>
+      <w:r>
+        <w:t xml:space="preserve">%</w:t>
+      </w:r>
+      <w:r>
+        <w:t xml:space="preserve">’</w:t>
+      </w:r>
+      <w:r>
+        <w:t xml:space="preserve">;</w:t>
+      </w:r>
+    </w:p>
+    <w:p>
+      <w:pPr>
+        <w:pStyle w:val="Compact"/>
+        <w:numPr>
+          <w:ilvl w:val="0"/>
+          <w:numId w:val="1004"/>
+        </w:numPr>
+      </w:pPr>
+      <w:r>
+        <w:t xml:space="preserve">Обновите привилегии (права доступа) базы данных addressbook:</w:t>
+      </w:r>
+      <w:r>
+        <w:t xml:space="preserve"> </w:t>
+      </w:r>
+      <w:r>
+        <w:t xml:space="preserve">FLUSH PRIVILEGES;</w:t>
+      </w:r>
+    </w:p>
+    <w:p>
+      <w:pPr>
+        <w:pStyle w:val="Compact"/>
+        <w:numPr>
+          <w:ilvl w:val="0"/>
+          <w:numId w:val="1004"/>
+        </w:numPr>
+      </w:pPr>
+      <w:r>
+        <w:t xml:space="preserve">Посмотрите общую информацию о таблице city базы данных addressbook:</w:t>
+      </w:r>
+      <w:r>
+        <w:t xml:space="preserve"> </w:t>
+      </w:r>
+      <w:r>
+        <w:t xml:space="preserve">DESCRIBE city;</w:t>
+      </w:r>
+    </w:p>
+    <w:p>
+      <w:pPr>
+        <w:pStyle w:val="Compact"/>
+        <w:numPr>
+          <w:ilvl w:val="0"/>
+          <w:numId w:val="1004"/>
+        </w:numPr>
+      </w:pPr>
+      <w:r>
+        <w:t xml:space="preserve">Выйдете из окружения MariaDB:</w:t>
+      </w:r>
+      <w:r>
+        <w:t xml:space="preserve"> </w:t>
+      </w:r>
+      <w:r>
+        <w:t xml:space="preserve">quit</w:t>
+      </w:r>
+    </w:p>
+    <w:p>
+      <w:pPr>
+        <w:pStyle w:val="Compact"/>
+        <w:numPr>
+          <w:ilvl w:val="0"/>
+          <w:numId w:val="1004"/>
+        </w:numPr>
+      </w:pPr>
+      <w:r>
+        <w:t xml:space="preserve">Просмотрите список баз данных:</w:t>
+      </w:r>
+      <w:r>
+        <w:t xml:space="preserve"> </w:t>
+      </w:r>
+      <w:r>
+        <w:t xml:space="preserve">mysqlshow -u root -p</w:t>
+      </w:r>
+    </w:p>
+    <w:p>
+      <w:pPr>
+        <w:pStyle w:val="Compact"/>
+        <w:numPr>
+          <w:ilvl w:val="0"/>
+          <w:numId w:val="1004"/>
+        </w:numPr>
+      </w:pPr>
+      <w:r>
+        <w:t xml:space="preserve">Просмотрите список таблиц базы данных addressbook:</w:t>
+      </w:r>
+      <w:r>
+        <w:t xml:space="preserve"> </w:t>
+      </w:r>
+      <w:r>
+        <w:t xml:space="preserve">mysqlshow -u root -p addressbook</w:t>
+      </w:r>
+      <w:r>
+        <w:t xml:space="preserve"> </w:t>
+      </w:r>
+      <w:r>
+        <w:t xml:space="preserve">или</w:t>
+      </w:r>
+      <w:r>
+        <w:t xml:space="preserve"> </w:t>
+      </w:r>
+      <w:r>
+        <w:t xml:space="preserve">mysqlshow -u user -p addressbook(рис. 3)</w:t>
       </w:r>
     </w:p>
     <w:p>
@@ -742,20 +1455,20 @@
       <w:r>
         <w:drawing>
           <wp:inline>
-            <wp:extent cx="3733800" cy="752640"/>
+            <wp:extent cx="3733800" cy="2805161"/>
             <wp:effectExtent b="0" l="0" r="0" t="0"/>
-            <wp:docPr descr="Выполняем задание" title="" id="28" name="Picture"/>
+            <wp:docPr descr="Выполняем задание" title="" id="29" name="Picture"/>
             <a:graphic>
               <a:graphicData uri="http://schemas.openxmlformats.org/drawingml/2006/picture">
                 <pic:pic>
                   <pic:nvPicPr>
-                    <pic:cNvPr descr="image/3.png" id="29" name="Picture"/>
+                    <pic:cNvPr descr="image/3.png" id="30" name="Picture"/>
                     <pic:cNvPicPr>
                       <a:picLocks noChangeArrowheads="1" noChangeAspect="1"/>
                     </pic:cNvPicPr>
                   </pic:nvPicPr>
                   <pic:blipFill>
-                    <a:blip r:embed="rId27"/>
+                    <a:blip r:embed="rId28"/>
                     <a:stretch>
                       <a:fillRect/>
                     </a:stretch>
@@ -763,7 +1476,7 @@
                   <pic:spPr bwMode="auto">
                     <a:xfrm>
                       <a:off x="0" y="0"/>
-                      <a:ext cx="3733800" cy="752640"/>
+                      <a:ext cx="3733800" cy="2805161"/>
                     </a:xfrm>
                     <a:prstGeom prst="rect">
                       <a:avLst/>
@@ -792,230 +1505,118 @@
     </w:p>
     <w:p>
       <w:pPr>
-        <w:pStyle w:val="Compact"/>
-        <w:numPr>
-          <w:ilvl w:val="0"/>
-          <w:numId w:val="1004"/>
-        </w:numPr>
-      </w:pPr>
-      <w:r>
-        <w:t xml:space="preserve">Попробуйте запустить веб-сервер Apache на прослушивание ТСР-порта</w:t>
-      </w:r>
-      <w:r>
-        <w:t xml:space="preserve"> </w:t>
-      </w:r>
-      <w:r>
-        <w:t xml:space="preserve">81 (а не 80, как рекомендует IANA и прописано в /etc/services). Для</w:t>
-      </w:r>
-      <w:r>
-        <w:t xml:space="preserve"> </w:t>
-      </w:r>
-      <w:r>
-        <w:t xml:space="preserve">этого в файле /etc/httpd/httpd.conf найдите строчку Listen 80 и</w:t>
-      </w:r>
-      <w:r>
-        <w:t xml:space="preserve"> </w:t>
-      </w:r>
-      <w:r>
-        <w:t xml:space="preserve">замените её на Listen 81.</w:t>
-      </w:r>
-    </w:p>
-    <w:p>
-      <w:pPr>
-        <w:pStyle w:val="Compact"/>
-        <w:numPr>
-          <w:ilvl w:val="0"/>
-          <w:numId w:val="1004"/>
-        </w:numPr>
-      </w:pPr>
-      <w:r>
-        <w:t xml:space="preserve">Выполните перезапуск веб-сервера Apache. Произошёл сбой? Поясните</w:t>
-      </w:r>
-      <w:r>
-        <w:t xml:space="preserve"> </w:t>
-      </w:r>
-      <w:r>
-        <w:t xml:space="preserve">почему?</w:t>
-      </w:r>
-    </w:p>
-    <w:p>
-      <w:pPr>
-        <w:pStyle w:val="Compact"/>
-        <w:numPr>
-          <w:ilvl w:val="0"/>
-          <w:numId w:val="1004"/>
-        </w:numPr>
-      </w:pPr>
-      <w:r>
-        <w:t xml:space="preserve">Проанализируйте лог-файлы:</w:t>
-      </w:r>
-      <w:r>
-        <w:t xml:space="preserve"> </w:t>
-      </w:r>
-      <w:r>
-        <w:t xml:space="preserve">tail -nl /var/log/messages</w:t>
-      </w:r>
-      <w:r>
-        <w:t xml:space="preserve"> </w:t>
-      </w:r>
-      <w:r>
-        <w:t xml:space="preserve">Просмотрите файлы /var/log/http/error_log,</w:t>
-      </w:r>
-      <w:r>
-        <w:t xml:space="preserve"> </w:t>
-      </w:r>
-      <w:r>
-        <w:t xml:space="preserve">/var/log/http/access_log и /var/log/audit/audit.log и</w:t>
-      </w:r>
-      <w:r>
-        <w:t xml:space="preserve"> </w:t>
-      </w:r>
-      <w:r>
-        <w:t xml:space="preserve">выясните, в каких файлах появились записи.</w:t>
-      </w:r>
-    </w:p>
-    <w:p>
-      <w:pPr>
-        <w:pStyle w:val="Compact"/>
-        <w:numPr>
-          <w:ilvl w:val="0"/>
-          <w:numId w:val="1004"/>
-        </w:numPr>
-      </w:pPr>
-      <w:r>
-        <w:t xml:space="preserve">Выполните команду</w:t>
-      </w:r>
-      <w:r>
-        <w:t xml:space="preserve"> </w:t>
-      </w:r>
-      <w:r>
-        <w:t xml:space="preserve">semanage port -a -t http_port_t -р tcp 81</w:t>
-      </w:r>
-      <w:r>
-        <w:t xml:space="preserve"> </w:t>
-      </w:r>
-      <w:r>
-        <w:t xml:space="preserve">После этого проверьте список портов командой</w:t>
-      </w:r>
-      <w:r>
-        <w:t xml:space="preserve"> </w:t>
-      </w:r>
-      <w:r>
-        <w:t xml:space="preserve">semanage port -l | grep http_port_t</w:t>
-      </w:r>
-      <w:r>
-        <w:t xml:space="preserve"> </w:t>
-      </w:r>
-      <w:r>
-        <w:t xml:space="preserve">Убедитесь, что порт 81 появился в списке.</w:t>
-      </w:r>
-    </w:p>
-    <w:p>
-      <w:pPr>
-        <w:pStyle w:val="Compact"/>
-        <w:numPr>
-          <w:ilvl w:val="0"/>
-          <w:numId w:val="1004"/>
-        </w:numPr>
-      </w:pPr>
-      <w:r>
-        <w:t xml:space="preserve">Попробуйте запустить веб-сервер Apache ещё раз. Поняли ли вы, почему</w:t>
-      </w:r>
-      <w:r>
-        <w:t xml:space="preserve"> </w:t>
-      </w:r>
-      <w:r>
-        <w:t xml:space="preserve">он сейчас запустился, а в предыдущем случае не смог?</w:t>
-      </w:r>
-    </w:p>
-    <w:p>
-      <w:pPr>
-        <w:pStyle w:val="Compact"/>
-        <w:numPr>
-          <w:ilvl w:val="0"/>
-          <w:numId w:val="1004"/>
-        </w:numPr>
-      </w:pPr>
-      <w:r>
-        <w:t xml:space="preserve">Верните контекст httpd_sys_cоntent__t к файлу /var/www/html/ test.html:</w:t>
-      </w:r>
-      <w:r>
-        <w:t xml:space="preserve"> </w:t>
-      </w:r>
-      <w:r>
-        <w:t xml:space="preserve">chcon -t httpd_sys_content_t /var/www/html/test.html</w:t>
-      </w:r>
-      <w:r>
-        <w:t xml:space="preserve"> </w:t>
-      </w:r>
-      <w:r>
-        <w:t xml:space="preserve">После этого попробуйте получить доступ к файлу через веб-сервер, вве-</w:t>
-      </w:r>
-      <w:r>
-        <w:t xml:space="preserve"> </w:t>
-      </w:r>
-      <w:r>
-        <w:t xml:space="preserve">дя в браузере адрес http://127.0.0.1:81/test.html.</w:t>
-      </w:r>
-      <w:r>
-        <w:t xml:space="preserve"> </w:t>
-      </w:r>
-      <w:r>
-        <w:t xml:space="preserve">Вы должны увидеть содержимое файла — слово «test».</w:t>
-      </w:r>
-    </w:p>
-    <w:p>
-      <w:pPr>
-        <w:pStyle w:val="Compact"/>
-        <w:numPr>
-          <w:ilvl w:val="0"/>
-          <w:numId w:val="1004"/>
-        </w:numPr>
-      </w:pPr>
-      <w:r>
-        <w:t xml:space="preserve">Исправьте обратно конфигурационный файл apache, вернув Listen 80.</w:t>
-      </w:r>
-    </w:p>
-    <w:p>
-      <w:pPr>
-        <w:pStyle w:val="Compact"/>
-        <w:numPr>
-          <w:ilvl w:val="0"/>
-          <w:numId w:val="1004"/>
-        </w:numPr>
-      </w:pPr>
-      <w:r>
-        <w:t xml:space="preserve">Удалите привязку http_port_t к 81 порту:</w:t>
-      </w:r>
-      <w:r>
-        <w:t xml:space="preserve"> </w:t>
-      </w:r>
-      <w:r>
-        <w:t xml:space="preserve">semanage port -d -t http_port_t -p tcp 81</w:t>
-      </w:r>
-      <w:r>
-        <w:t xml:space="preserve"> </w:t>
-      </w:r>
-      <w:r>
-        <w:t xml:space="preserve">и проверьте, что порт 81 удалён.</w:t>
-      </w:r>
-    </w:p>
-    <w:p>
-      <w:pPr>
-        <w:pStyle w:val="Compact"/>
-        <w:numPr>
-          <w:ilvl w:val="0"/>
-          <w:numId w:val="1004"/>
-        </w:numPr>
-      </w:pPr>
-      <w:r>
-        <w:t xml:space="preserve">Удалите файл /var/www/html/test.html:</w:t>
-      </w:r>
-      <w:r>
-        <w:t xml:space="preserve"> </w:t>
-      </w:r>
-      <w:r>
-        <w:t xml:space="preserve">rm /var/www/html/test.html (рис. 4)</w:t>
+        <w:pStyle w:val="BodyText"/>
+      </w:pPr>
+      <w:r>
+        <w:t xml:space="preserve">Резервные копии</w:t>
+      </w:r>
+    </w:p>
+    <w:p>
+      <w:pPr>
+        <w:pStyle w:val="Compact"/>
+        <w:numPr>
+          <w:ilvl w:val="0"/>
+          <w:numId w:val="1005"/>
+        </w:numPr>
+      </w:pPr>
+      <w:r>
+        <w:t xml:space="preserve">На виртуальной машине server создайте каталог для резервных копий:</w:t>
+      </w:r>
+      <w:r>
+        <w:t xml:space="preserve"> </w:t>
+      </w:r>
+      <w:r>
+        <w:t xml:space="preserve">mkdir -p /var/backup</w:t>
+      </w:r>
+    </w:p>
+    <w:p>
+      <w:pPr>
+        <w:pStyle w:val="Compact"/>
+        <w:numPr>
+          <w:ilvl w:val="0"/>
+          <w:numId w:val="1005"/>
+        </w:numPr>
+      </w:pPr>
+      <w:r>
+        <w:t xml:space="preserve">Сделайте резервную копию базы данных addressbook:</w:t>
+      </w:r>
+      <w:r>
+        <w:t xml:space="preserve"> </w:t>
+      </w:r>
+      <w:r>
+        <w:t xml:space="preserve">mysqldump -u root -p addressbook &gt; /var/backup/addressbook.sql</w:t>
+      </w:r>
+    </w:p>
+    <w:p>
+      <w:pPr>
+        <w:pStyle w:val="Compact"/>
+        <w:numPr>
+          <w:ilvl w:val="0"/>
+          <w:numId w:val="1005"/>
+        </w:numPr>
+      </w:pPr>
+      <w:r>
+        <w:t xml:space="preserve">Сделайте сжатую резервную копию базы данных addressbook:</w:t>
+      </w:r>
+      <w:r>
+        <w:t xml:space="preserve"> </w:t>
+      </w:r>
+      <w:r>
+        <w:t xml:space="preserve">mysqldump -u root -p addressbook | gzip &gt; /var/backup/addressbook.sql.gz</w:t>
+      </w:r>
+    </w:p>
+    <w:p>
+      <w:pPr>
+        <w:pStyle w:val="Compact"/>
+        <w:numPr>
+          <w:ilvl w:val="0"/>
+          <w:numId w:val="1005"/>
+        </w:numPr>
+      </w:pPr>
+      <w:r>
+        <w:t xml:space="preserve">Сделайте сжатую резервную копию базы данных addressbook с указанием даты</w:t>
+      </w:r>
+      <w:r>
+        <w:t xml:space="preserve"> </w:t>
+      </w:r>
+      <w:r>
+        <w:t xml:space="preserve">создания копии:</w:t>
+      </w:r>
+      <w:r>
+        <w:t xml:space="preserve"> </w:t>
+      </w:r>
+      <w:r>
+        <w:t xml:space="preserve">mysqldump -u root -p addressbook | gzip &gt; $(date</w:t>
+      </w:r>
+      <w:r>
+        <w:t xml:space="preserve"> </w:t>
+      </w:r>
+      <w:r>
+        <w:t xml:space="preserve">+/var/backup/addressbook.%Y%m%d.%H%M%S.sql.gz)↪</w:t>
+      </w:r>
+    </w:p>
+    <w:p>
+      <w:pPr>
+        <w:pStyle w:val="Compact"/>
+        <w:numPr>
+          <w:ilvl w:val="0"/>
+          <w:numId w:val="1005"/>
+        </w:numPr>
+      </w:pPr>
+      <w:r>
+        <w:t xml:space="preserve">Восстановите базу данных addressbook из резервной копии.</w:t>
+      </w:r>
+    </w:p>
+    <w:p>
+      <w:pPr>
+        <w:pStyle w:val="Compact"/>
+        <w:numPr>
+          <w:ilvl w:val="0"/>
+          <w:numId w:val="1005"/>
+        </w:numPr>
+      </w:pPr>
+      <w:r>
+        <w:t xml:space="preserve">Восстановите базу данных addressbook из сжатой резервной копии(рис. 4)</w:t>
       </w:r>
     </w:p>
     <w:p>
@@ -1025,20 +1626,20 @@
       <w:r>
         <w:drawing>
           <wp:inline>
-            <wp:extent cx="3733800" cy="2463720"/>
+            <wp:extent cx="3733800" cy="1635983"/>
             <wp:effectExtent b="0" l="0" r="0" t="0"/>
-            <wp:docPr descr="Удаляем файл" title="" id="31" name="Picture"/>
+            <wp:docPr descr="Работаем с резервными копиями" title="" id="32" name="Picture"/>
             <a:graphic>
               <a:graphicData uri="http://schemas.openxmlformats.org/drawingml/2006/picture">
                 <pic:pic>
                   <pic:nvPicPr>
-                    <pic:cNvPr descr="image/4.png" id="32" name="Picture"/>
+                    <pic:cNvPr descr="image/4.png" id="33" name="Picture"/>
                     <pic:cNvPicPr>
                       <a:picLocks noChangeArrowheads="1" noChangeAspect="1"/>
                     </pic:cNvPicPr>
                   </pic:nvPicPr>
                   <pic:blipFill>
-                    <a:blip r:embed="rId30"/>
+                    <a:blip r:embed="rId31"/>
                     <a:stretch>
                       <a:fillRect/>
                     </a:stretch>
@@ -1046,7 +1647,7 @@
                   <pic:spPr bwMode="auto">
                     <a:xfrm>
                       <a:off x="0" y="0"/>
-                      <a:ext cx="3733800" cy="2463720"/>
+                      <a:ext cx="3733800" cy="1635983"/>
                     </a:xfrm>
                     <a:prstGeom prst="rect">
                       <a:avLst/>
@@ -1070,11 +1671,273 @@
         <w:pStyle w:val="ImageCaption"/>
       </w:pPr>
       <w:r>
-        <w:t xml:space="preserve">Рис. 4: Удаляем файл</w:t>
-      </w:r>
-    </w:p>
-    <w:bookmarkEnd w:id="33"/>
-    <w:bookmarkStart w:id="34" w:name="выводы"/>
+        <w:t xml:space="preserve">Рис. 4: Работаем с резервными копиями</w:t>
+      </w:r>
+    </w:p>
+    <w:p>
+      <w:pPr>
+        <w:pStyle w:val="BodyText"/>
+      </w:pPr>
+      <w:r>
+        <w:t xml:space="preserve">Внесение изменений в настройки внутреннего окружения</w:t>
+      </w:r>
+      <w:r>
+        <w:t xml:space="preserve"> </w:t>
+      </w:r>
+      <w:r>
+        <w:t xml:space="preserve">виртуальной машины</w:t>
+      </w:r>
+    </w:p>
+    <w:p>
+      <w:pPr>
+        <w:pStyle w:val="Compact"/>
+        <w:numPr>
+          <w:ilvl w:val="0"/>
+          <w:numId w:val="1006"/>
+        </w:numPr>
+      </w:pPr>
+      <w:r>
+        <w:t xml:space="preserve">На виртуальной машине server перейдите в каталог для внесения изменений</w:t>
+      </w:r>
+      <w:r>
+        <w:t xml:space="preserve"> </w:t>
+      </w:r>
+      <w:r>
+        <w:t xml:space="preserve">в настройки внутреннего окружения /vagrant/provision/server/, создайте в нём</w:t>
+      </w:r>
+      <w:r>
+        <w:t xml:space="preserve"> </w:t>
+      </w:r>
+      <w:r>
+        <w:t xml:space="preserve">каталог mysql, в который поместите в соответствующие подкаталоги конфигураци-</w:t>
+      </w:r>
+      <w:r>
+        <w:t xml:space="preserve"> </w:t>
+      </w:r>
+      <w:r>
+        <w:t xml:space="preserve">онные файлы MariaDB и резервную копию базы данных addressbook:</w:t>
+      </w:r>
+      <w:r>
+        <w:t xml:space="preserve"> </w:t>
+      </w:r>
+      <w:r>
+        <w:t xml:space="preserve">cd /vagrant/provision/server</w:t>
+      </w:r>
+      <w:r>
+        <w:t xml:space="preserve"> </w:t>
+      </w:r>
+      <w:r>
+        <w:t xml:space="preserve">mkdir -p /vagrant/provision/server/mysql/etc/my.cnf.d</w:t>
+      </w:r>
+      <w:r>
+        <w:t xml:space="preserve"> </w:t>
+      </w:r>
+      <w:r>
+        <w:t xml:space="preserve">mkdir -p /vagrant/provision/server/mysql/var/backup</w:t>
+      </w:r>
+      <w:r>
+        <w:t xml:space="preserve"> </w:t>
+      </w:r>
+      <w:r>
+        <w:t xml:space="preserve">cp -R /etc/my.cnf.d/utf8.cnf</w:t>
+      </w:r>
+      <w:r>
+        <w:t xml:space="preserve"> </w:t>
+      </w:r>
+      <w:r>
+        <w:t xml:space="preserve">/vagrant/provision/server/mysql/etc/my.cnf.d/↪</w:t>
+      </w:r>
+      <w:r>
+        <w:t xml:space="preserve"> </w:t>
+      </w:r>
+      <w:r>
+        <w:t xml:space="preserve">cp -R /var/backup/* /vagrant/provision/server/mysql/var/backup/</w:t>
+      </w:r>
+    </w:p>
+    <w:p>
+      <w:pPr>
+        <w:pStyle w:val="Compact"/>
+        <w:numPr>
+          <w:ilvl w:val="0"/>
+          <w:numId w:val="1006"/>
+        </w:numPr>
+      </w:pPr>
+      <w:r>
+        <w:t xml:space="preserve">В каталоге /vagrant/provision/server создайте исполняемый файл mysql.sh:</w:t>
+      </w:r>
+      <w:r>
+        <w:t xml:space="preserve"> </w:t>
+      </w:r>
+      <w:r>
+        <w:t xml:space="preserve">cd /vagrant/provision/server</w:t>
+      </w:r>
+      <w:r>
+        <w:t xml:space="preserve"> </w:t>
+      </w:r>
+      <w:r>
+        <w:t xml:space="preserve">touch mysql.sh</w:t>
+      </w:r>
+      <w:r>
+        <w:t xml:space="preserve"> </w:t>
+      </w:r>
+      <w:r>
+        <w:t xml:space="preserve">chmod +x mysql.sh</w:t>
+      </w:r>
+      <w:r>
+        <w:t xml:space="preserve"> </w:t>
+      </w:r>
+      <w:r>
+        <w:t xml:space="preserve">Открыв его на редактирование, пропишите в нём скрипт.</w:t>
+      </w:r>
+      <w:r>
+        <w:t xml:space="preserve"> </w:t>
+      </w:r>
+      <w:r>
+        <w:t xml:space="preserve">Этот скрипт, по сути, повторяет произведённые вами действия по установке и на-</w:t>
+      </w:r>
+      <w:r>
+        <w:t xml:space="preserve"> </w:t>
+      </w:r>
+      <w:r>
+        <w:t xml:space="preserve">стройке сервера баз данных.(рис. 5)</w:t>
+      </w:r>
+    </w:p>
+    <w:p>
+      <w:pPr>
+        <w:pStyle w:val="CaptionedFigure"/>
+      </w:pPr>
+      <w:r>
+        <w:drawing>
+          <wp:inline>
+            <wp:extent cx="3733800" cy="1377950"/>
+            <wp:effectExtent b="0" l="0" r="0" t="0"/>
+            <wp:docPr descr="Вносим изменения" title="" id="35" name="Picture"/>
+            <a:graphic>
+              <a:graphicData uri="http://schemas.openxmlformats.org/drawingml/2006/picture">
+                <pic:pic>
+                  <pic:nvPicPr>
+                    <pic:cNvPr descr="image/5.png" id="36" name="Picture"/>
+                    <pic:cNvPicPr>
+                      <a:picLocks noChangeArrowheads="1" noChangeAspect="1"/>
+                    </pic:cNvPicPr>
+                  </pic:nvPicPr>
+                  <pic:blipFill>
+                    <a:blip r:embed="rId34"/>
+                    <a:stretch>
+                      <a:fillRect/>
+                    </a:stretch>
+                  </pic:blipFill>
+                  <pic:spPr bwMode="auto">
+                    <a:xfrm>
+                      <a:off x="0" y="0"/>
+                      <a:ext cx="3733800" cy="1377950"/>
+                    </a:xfrm>
+                    <a:prstGeom prst="rect">
+                      <a:avLst/>
+                    </a:prstGeom>
+                    <a:noFill/>
+                    <a:ln w="9525">
+                      <a:noFill/>
+                      <a:headEnd/>
+                      <a:tailEnd/>
+                    </a:ln>
+                  </pic:spPr>
+                </pic:pic>
+              </a:graphicData>
+            </a:graphic>
+          </wp:inline>
+        </w:drawing>
+      </w:r>
+    </w:p>
+    <w:p>
+      <w:pPr>
+        <w:pStyle w:val="ImageCaption"/>
+      </w:pPr>
+      <w:r>
+        <w:t xml:space="preserve">Рис. 5: Вносим изменения</w:t>
+      </w:r>
+    </w:p>
+    <w:p>
+      <w:pPr>
+        <w:pStyle w:val="Compact"/>
+        <w:numPr>
+          <w:ilvl w:val="0"/>
+          <w:numId w:val="1007"/>
+        </w:numPr>
+      </w:pPr>
+      <w:r>
+        <w:t xml:space="preserve">Для отработки созданного скрипта во время загрузки виртуальных машин в кон-</w:t>
+      </w:r>
+      <w:r>
+        <w:t xml:space="preserve"> </w:t>
+      </w:r>
+      <w:r>
+        <w:t xml:space="preserve">фигурационном файле Vagrantfile необходимо добавить в конфигурации сервера</w:t>
+      </w:r>
+      <w:r>
+        <w:t xml:space="preserve"> </w:t>
+      </w:r>
+      <w:r>
+        <w:t xml:space="preserve">запись. (рис. 6)</w:t>
+      </w:r>
+    </w:p>
+    <w:p>
+      <w:pPr>
+        <w:pStyle w:val="CaptionedFigure"/>
+      </w:pPr>
+      <w:r>
+        <w:drawing>
+          <wp:inline>
+            <wp:extent cx="3733800" cy="679823"/>
+            <wp:effectExtent b="0" l="0" r="0" t="0"/>
+            <wp:docPr descr="Добавляем запись" title="" id="38" name="Picture"/>
+            <a:graphic>
+              <a:graphicData uri="http://schemas.openxmlformats.org/drawingml/2006/picture">
+                <pic:pic>
+                  <pic:nvPicPr>
+                    <pic:cNvPr descr="image/6.png" id="39" name="Picture"/>
+                    <pic:cNvPicPr>
+                      <a:picLocks noChangeArrowheads="1" noChangeAspect="1"/>
+                    </pic:cNvPicPr>
+                  </pic:nvPicPr>
+                  <pic:blipFill>
+                    <a:blip r:embed="rId37"/>
+                    <a:stretch>
+                      <a:fillRect/>
+                    </a:stretch>
+                  </pic:blipFill>
+                  <pic:spPr bwMode="auto">
+                    <a:xfrm>
+                      <a:off x="0" y="0"/>
+                      <a:ext cx="3733800" cy="679823"/>
+                    </a:xfrm>
+                    <a:prstGeom prst="rect">
+                      <a:avLst/>
+                    </a:prstGeom>
+                    <a:noFill/>
+                    <a:ln w="9525">
+                      <a:noFill/>
+                      <a:headEnd/>
+                      <a:tailEnd/>
+                    </a:ln>
+                  </pic:spPr>
+                </pic:pic>
+              </a:graphicData>
+            </a:graphic>
+          </wp:inline>
+        </w:drawing>
+      </w:r>
+    </w:p>
+    <w:p>
+      <w:pPr>
+        <w:pStyle w:val="ImageCaption"/>
+      </w:pPr>
+      <w:r>
+        <w:t xml:space="preserve">Рис. 6: Добавляем запись</w:t>
+      </w:r>
+    </w:p>
+    <w:bookmarkEnd w:id="40"/>
+    <w:bookmarkStart w:id="41" w:name="выводы"/>
     <w:p>
       <w:pPr>
         <w:pStyle w:val="Heading1"/>
@@ -1083,7 +1946,7 @@
         <w:rPr>
           <w:rStyle w:val="SectionNumber"/>
         </w:rPr>
-        <w:t xml:space="preserve">3</w:t>
+        <w:t xml:space="preserve">4</w:t>
       </w:r>
       <w:r>
         <w:tab/>
@@ -1097,22 +1960,16 @@
         <w:pStyle w:val="FirstParagraph"/>
       </w:pPr>
       <w:r>
-        <w:t xml:space="preserve">Мы развили навыки администрирования ОС Linux. Получили первое практическое знакомство с технологией SELinux.</w:t>
-      </w:r>
-      <w:r>
-        <w:t xml:space="preserve"> </w:t>
-      </w:r>
-      <w:r>
-        <w:t xml:space="preserve">Проверили работу SELinx на практике совместно с веб-сервером</w:t>
-      </w:r>
-      <w:r>
-        <w:t xml:space="preserve"> </w:t>
-      </w:r>
-      <w:r>
-        <w:t xml:space="preserve">Apache.</w:t>
-      </w:r>
-    </w:p>
-    <w:bookmarkEnd w:id="34"/>
+        <w:t xml:space="preserve">Мы приобрели практические навыки по установке и конфигурированию системы</w:t>
+      </w:r>
+      <w:r>
+        <w:t xml:space="preserve"> </w:t>
+      </w:r>
+      <w:r>
+        <w:t xml:space="preserve">управления базами данных на примере программного обеспечения MariaDB.</w:t>
+      </w:r>
+    </w:p>
+    <w:bookmarkEnd w:id="41"/>
     <w:sectPr/>
   </w:body>
 </w:document>
@@ -1389,176 +2246,6 @@
       </w:pPr>
     </w:lvl>
   </w:abstractNum>
-  <w:abstractNum w:abstractNumId="994114">
-    <w:nsid w:val="0A994114"/>
-    <w:multiLevelType w:val="multilevel"/>
-    <w:lvl w:ilvl="0">
-      <w:start w:val="14"/>
-      <w:numFmt w:val="decimal"/>
-      <w:lvlText w:val="%1."/>
-      <w:lvlJc w:val="left"/>
-      <w:pPr>
-        <w:ind w:left="720" w:hanging="480"/>
-      </w:pPr>
-    </w:lvl>
-    <w:lvl w:ilvl="1">
-      <w:start w:val="14"/>
-      <w:numFmt w:val="decimal"/>
-      <w:lvlText w:val="%2."/>
-      <w:lvlJc w:val="left"/>
-      <w:pPr>
-        <w:ind w:left="1440" w:hanging="480"/>
-      </w:pPr>
-    </w:lvl>
-    <w:lvl w:ilvl="2">
-      <w:start w:val="14"/>
-      <w:numFmt w:val="decimal"/>
-      <w:lvlText w:val="%3."/>
-      <w:lvlJc w:val="left"/>
-      <w:pPr>
-        <w:ind w:left="2160" w:hanging="480"/>
-      </w:pPr>
-    </w:lvl>
-    <w:lvl w:ilvl="3">
-      <w:start w:val="14"/>
-      <w:numFmt w:val="decimal"/>
-      <w:lvlText w:val="%4."/>
-      <w:lvlJc w:val="left"/>
-      <w:pPr>
-        <w:ind w:left="2880" w:hanging="480"/>
-      </w:pPr>
-    </w:lvl>
-    <w:lvl w:ilvl="4">
-      <w:start w:val="14"/>
-      <w:numFmt w:val="decimal"/>
-      <w:lvlText w:val="%5."/>
-      <w:lvlJc w:val="left"/>
-      <w:pPr>
-        <w:ind w:left="3600" w:hanging="480"/>
-      </w:pPr>
-    </w:lvl>
-    <w:lvl w:ilvl="5">
-      <w:start w:val="14"/>
-      <w:numFmt w:val="decimal"/>
-      <w:lvlText w:val="%6."/>
-      <w:lvlJc w:val="left"/>
-      <w:pPr>
-        <w:ind w:left="4320" w:hanging="480"/>
-      </w:pPr>
-    </w:lvl>
-    <w:lvl w:ilvl="6">
-      <w:start w:val="14"/>
-      <w:numFmt w:val="decimal"/>
-      <w:lvlText w:val="%7."/>
-      <w:lvlJc w:val="left"/>
-      <w:pPr>
-        <w:ind w:left="5040" w:hanging="480"/>
-      </w:pPr>
-    </w:lvl>
-    <w:lvl w:ilvl="7">
-      <w:start w:val="14"/>
-      <w:numFmt w:val="decimal"/>
-      <w:lvlText w:val="%8."/>
-      <w:lvlJc w:val="left"/>
-      <w:pPr>
-        <w:ind w:left="5760" w:hanging="480"/>
-      </w:pPr>
-    </w:lvl>
-    <w:lvl w:ilvl="8">
-      <w:start w:val="14"/>
-      <w:numFmt w:val="decimal"/>
-      <w:lvlText w:val="%9."/>
-      <w:lvlJc w:val="left"/>
-      <w:pPr>
-        <w:ind w:left="6480" w:hanging="480"/>
-      </w:pPr>
-    </w:lvl>
-  </w:abstractNum>
-  <w:abstractNum w:abstractNumId="994116">
-    <w:nsid w:val="0A994116"/>
-    <w:multiLevelType w:val="multilevel"/>
-    <w:lvl w:ilvl="0">
-      <w:start w:val="16"/>
-      <w:numFmt w:val="decimal"/>
-      <w:lvlText w:val="%1."/>
-      <w:lvlJc w:val="left"/>
-      <w:pPr>
-        <w:ind w:left="720" w:hanging="480"/>
-      </w:pPr>
-    </w:lvl>
-    <w:lvl w:ilvl="1">
-      <w:start w:val="16"/>
-      <w:numFmt w:val="decimal"/>
-      <w:lvlText w:val="%2."/>
-      <w:lvlJc w:val="left"/>
-      <w:pPr>
-        <w:ind w:left="1440" w:hanging="480"/>
-      </w:pPr>
-    </w:lvl>
-    <w:lvl w:ilvl="2">
-      <w:start w:val="16"/>
-      <w:numFmt w:val="decimal"/>
-      <w:lvlText w:val="%3."/>
-      <w:lvlJc w:val="left"/>
-      <w:pPr>
-        <w:ind w:left="2160" w:hanging="480"/>
-      </w:pPr>
-    </w:lvl>
-    <w:lvl w:ilvl="3">
-      <w:start w:val="16"/>
-      <w:numFmt w:val="decimal"/>
-      <w:lvlText w:val="%4."/>
-      <w:lvlJc w:val="left"/>
-      <w:pPr>
-        <w:ind w:left="2880" w:hanging="480"/>
-      </w:pPr>
-    </w:lvl>
-    <w:lvl w:ilvl="4">
-      <w:start w:val="16"/>
-      <w:numFmt w:val="decimal"/>
-      <w:lvlText w:val="%5."/>
-      <w:lvlJc w:val="left"/>
-      <w:pPr>
-        <w:ind w:left="3600" w:hanging="480"/>
-      </w:pPr>
-    </w:lvl>
-    <w:lvl w:ilvl="5">
-      <w:start w:val="16"/>
-      <w:numFmt w:val="decimal"/>
-      <w:lvlText w:val="%6."/>
-      <w:lvlJc w:val="left"/>
-      <w:pPr>
-        <w:ind w:left="4320" w:hanging="480"/>
-      </w:pPr>
-    </w:lvl>
-    <w:lvl w:ilvl="6">
-      <w:start w:val="16"/>
-      <w:numFmt w:val="decimal"/>
-      <w:lvlText w:val="%7."/>
-      <w:lvlJc w:val="left"/>
-      <w:pPr>
-        <w:ind w:left="5040" w:hanging="480"/>
-      </w:pPr>
-    </w:lvl>
-    <w:lvl w:ilvl="7">
-      <w:start w:val="16"/>
-      <w:numFmt w:val="decimal"/>
-      <w:lvlText w:val="%8."/>
-      <w:lvlJc w:val="left"/>
-      <w:pPr>
-        <w:ind w:left="5760" w:hanging="480"/>
-      </w:pPr>
-    </w:lvl>
-    <w:lvl w:ilvl="8">
-      <w:start w:val="16"/>
-      <w:numFmt w:val="decimal"/>
-      <w:lvlText w:val="%9."/>
-      <w:lvlJc w:val="left"/>
-      <w:pPr>
-        <w:ind w:left="6480" w:hanging="480"/>
-      </w:pPr>
-    </w:lvl>
-  </w:abstractNum>
   <w:num w:numId="1000">
     <w:abstractNumId w:val="990"/>
   </w:num>
@@ -1593,6 +2280,156 @@
     </w:lvlOverride>
   </w:num>
   <w:num w:numId="1002">
+    <w:abstractNumId w:val="99411"/>
+    <w:lvlOverride w:ilvl="0">
+      <w:startOverride w:val="1"/>
+    </w:lvlOverride>
+    <w:lvlOverride w:ilvl="1">
+      <w:startOverride w:val="1"/>
+    </w:lvlOverride>
+    <w:lvlOverride w:ilvl="2">
+      <w:startOverride w:val="1"/>
+    </w:lvlOverride>
+    <w:lvlOverride w:ilvl="3">
+      <w:startOverride w:val="1"/>
+    </w:lvlOverride>
+    <w:lvlOverride w:ilvl="4">
+      <w:startOverride w:val="1"/>
+    </w:lvlOverride>
+    <w:lvlOverride w:ilvl="5">
+      <w:startOverride w:val="1"/>
+    </w:lvlOverride>
+    <w:lvlOverride w:ilvl="6">
+      <w:startOverride w:val="1"/>
+    </w:lvlOverride>
+    <w:lvlOverride w:ilvl="7">
+      <w:startOverride w:val="1"/>
+    </w:lvlOverride>
+    <w:lvlOverride w:ilvl="8">
+      <w:startOverride w:val="1"/>
+    </w:lvlOverride>
+  </w:num>
+  <w:num w:numId="1003">
+    <w:abstractNumId w:val="99411"/>
+    <w:lvlOverride w:ilvl="0">
+      <w:startOverride w:val="1"/>
+    </w:lvlOverride>
+    <w:lvlOverride w:ilvl="1">
+      <w:startOverride w:val="1"/>
+    </w:lvlOverride>
+    <w:lvlOverride w:ilvl="2">
+      <w:startOverride w:val="1"/>
+    </w:lvlOverride>
+    <w:lvlOverride w:ilvl="3">
+      <w:startOverride w:val="1"/>
+    </w:lvlOverride>
+    <w:lvlOverride w:ilvl="4">
+      <w:startOverride w:val="1"/>
+    </w:lvlOverride>
+    <w:lvlOverride w:ilvl="5">
+      <w:startOverride w:val="1"/>
+    </w:lvlOverride>
+    <w:lvlOverride w:ilvl="6">
+      <w:startOverride w:val="1"/>
+    </w:lvlOverride>
+    <w:lvlOverride w:ilvl="7">
+      <w:startOverride w:val="1"/>
+    </w:lvlOverride>
+    <w:lvlOverride w:ilvl="8">
+      <w:startOverride w:val="1"/>
+    </w:lvlOverride>
+  </w:num>
+  <w:num w:numId="1004">
+    <w:abstractNumId w:val="99411"/>
+    <w:lvlOverride w:ilvl="0">
+      <w:startOverride w:val="1"/>
+    </w:lvlOverride>
+    <w:lvlOverride w:ilvl="1">
+      <w:startOverride w:val="1"/>
+    </w:lvlOverride>
+    <w:lvlOverride w:ilvl="2">
+      <w:startOverride w:val="1"/>
+    </w:lvlOverride>
+    <w:lvlOverride w:ilvl="3">
+      <w:startOverride w:val="1"/>
+    </w:lvlOverride>
+    <w:lvlOverride w:ilvl="4">
+      <w:startOverride w:val="1"/>
+    </w:lvlOverride>
+    <w:lvlOverride w:ilvl="5">
+      <w:startOverride w:val="1"/>
+    </w:lvlOverride>
+    <w:lvlOverride w:ilvl="6">
+      <w:startOverride w:val="1"/>
+    </w:lvlOverride>
+    <w:lvlOverride w:ilvl="7">
+      <w:startOverride w:val="1"/>
+    </w:lvlOverride>
+    <w:lvlOverride w:ilvl="8">
+      <w:startOverride w:val="1"/>
+    </w:lvlOverride>
+  </w:num>
+  <w:num w:numId="1005">
+    <w:abstractNumId w:val="99411"/>
+    <w:lvlOverride w:ilvl="0">
+      <w:startOverride w:val="1"/>
+    </w:lvlOverride>
+    <w:lvlOverride w:ilvl="1">
+      <w:startOverride w:val="1"/>
+    </w:lvlOverride>
+    <w:lvlOverride w:ilvl="2">
+      <w:startOverride w:val="1"/>
+    </w:lvlOverride>
+    <w:lvlOverride w:ilvl="3">
+      <w:startOverride w:val="1"/>
+    </w:lvlOverride>
+    <w:lvlOverride w:ilvl="4">
+      <w:startOverride w:val="1"/>
+    </w:lvlOverride>
+    <w:lvlOverride w:ilvl="5">
+      <w:startOverride w:val="1"/>
+    </w:lvlOverride>
+    <w:lvlOverride w:ilvl="6">
+      <w:startOverride w:val="1"/>
+    </w:lvlOverride>
+    <w:lvlOverride w:ilvl="7">
+      <w:startOverride w:val="1"/>
+    </w:lvlOverride>
+    <w:lvlOverride w:ilvl="8">
+      <w:startOverride w:val="1"/>
+    </w:lvlOverride>
+  </w:num>
+  <w:num w:numId="1006">
+    <w:abstractNumId w:val="99411"/>
+    <w:lvlOverride w:ilvl="0">
+      <w:startOverride w:val="1"/>
+    </w:lvlOverride>
+    <w:lvlOverride w:ilvl="1">
+      <w:startOverride w:val="1"/>
+    </w:lvlOverride>
+    <w:lvlOverride w:ilvl="2">
+      <w:startOverride w:val="1"/>
+    </w:lvlOverride>
+    <w:lvlOverride w:ilvl="3">
+      <w:startOverride w:val="1"/>
+    </w:lvlOverride>
+    <w:lvlOverride w:ilvl="4">
+      <w:startOverride w:val="1"/>
+    </w:lvlOverride>
+    <w:lvlOverride w:ilvl="5">
+      <w:startOverride w:val="1"/>
+    </w:lvlOverride>
+    <w:lvlOverride w:ilvl="6">
+      <w:startOverride w:val="1"/>
+    </w:lvlOverride>
+    <w:lvlOverride w:ilvl="7">
+      <w:startOverride w:val="1"/>
+    </w:lvlOverride>
+    <w:lvlOverride w:ilvl="8">
+      <w:startOverride w:val="1"/>
+    </w:lvlOverride>
+  </w:num>
+  <w:num w:numId="1007">
     <w:abstractNumId w:val="99413"/>
     <w:lvlOverride w:ilvl="0">
       <w:startOverride w:val="3"/>
@@ -1620,66 +2457,6 @@
     </w:lvlOverride>
     <w:lvlOverride w:ilvl="8">
       <w:startOverride w:val="3"/>
-    </w:lvlOverride>
-  </w:num>
-  <w:num w:numId="1003">
-    <w:abstractNumId w:val="994114"/>
-    <w:lvlOverride w:ilvl="0">
-      <w:startOverride w:val="14"/>
-    </w:lvlOverride>
-    <w:lvlOverride w:ilvl="1">
-      <w:startOverride w:val="14"/>
-    </w:lvlOverride>
-    <w:lvlOverride w:ilvl="2">
-      <w:startOverride w:val="14"/>
-    </w:lvlOverride>
-    <w:lvlOverride w:ilvl="3">
-      <w:startOverride w:val="14"/>
-    </w:lvlOverride>
-    <w:lvlOverride w:ilvl="4">
-      <w:startOverride w:val="14"/>
-    </w:lvlOverride>
-    <w:lvlOverride w:ilvl="5">
-      <w:startOverride w:val="14"/>
-    </w:lvlOverride>
-    <w:lvlOverride w:ilvl="6">
-      <w:startOverride w:val="14"/>
-    </w:lvlOverride>
-    <w:lvlOverride w:ilvl="7">
-      <w:startOverride w:val="14"/>
-    </w:lvlOverride>
-    <w:lvlOverride w:ilvl="8">
-      <w:startOverride w:val="14"/>
-    </w:lvlOverride>
-  </w:num>
-  <w:num w:numId="1004">
-    <w:abstractNumId w:val="994116"/>
-    <w:lvlOverride w:ilvl="0">
-      <w:startOverride w:val="16"/>
-    </w:lvlOverride>
-    <w:lvlOverride w:ilvl="1">
-      <w:startOverride w:val="16"/>
-    </w:lvlOverride>
-    <w:lvlOverride w:ilvl="2">
-      <w:startOverride w:val="16"/>
-    </w:lvlOverride>
-    <w:lvlOverride w:ilvl="3">
-      <w:startOverride w:val="16"/>
-    </w:lvlOverride>
-    <w:lvlOverride w:ilvl="4">
-      <w:startOverride w:val="16"/>
-    </w:lvlOverride>
-    <w:lvlOverride w:ilvl="5">
-      <w:startOverride w:val="16"/>
-    </w:lvlOverride>
-    <w:lvlOverride w:ilvl="6">
-      <w:startOverride w:val="16"/>
-    </w:lvlOverride>
-    <w:lvlOverride w:ilvl="7">
-      <w:startOverride w:val="16"/>
-    </w:lvlOverride>
-    <w:lvlOverride w:ilvl="8">
-      <w:startOverride w:val="16"/>
     </w:lvlOverride>
   </w:num>
 </w:numbering>
